--- a/7 semester/EPI/lab2/Отчет ЛР2 Вариант 2.docx
+++ b/7 semester/EPI/lab2/Отчет ЛР2 Вариант 2.docx
@@ -323,11 +323,13 @@
         <w:jc w:val="center"/>
         <w:rPr>
           <w:szCs w:val="28"/>
+          <w:lang w:val="ru-RU"/>
         </w:rPr>
       </w:pPr>
       <w:r>
         <w:rPr>
           <w:szCs w:val="28"/>
+          <w:lang w:val="ru-RU"/>
         </w:rPr>
         <w:t>Минск 2025</w:t>
       </w:r>
@@ -375,13 +377,7 @@
         <w:rPr>
           <w:lang w:val="ru-RU"/>
         </w:rPr>
-        <w:t>1) изучение форм и систем оплаты труда, при</w:t>
-      </w:r>
-      <w:r>
-        <w:rPr>
-          <w:lang w:val="ru-RU"/>
-        </w:rPr>
-        <w:t>меняемых на предприятиях Республики Беларусь;</w:t>
+        <w:t>1) изучение форм и систем оплаты труда, применяемых на предприятиях Республики Беларусь;</w:t>
       </w:r>
     </w:p>
     <w:p>
@@ -411,13 +407,7 @@
         <w:rPr>
           <w:lang w:val="ru-RU"/>
         </w:rPr>
-        <w:t>Задача работы — по исходным данным варианта 2 рассчитать часовую тарифную ставку основного рабочего и заработную плату по простой повременной, п</w:t>
-      </w:r>
-      <w:r>
-        <w:rPr>
-          <w:lang w:val="ru-RU"/>
-        </w:rPr>
-        <w:t>овременно-премиальной, прямой сдельной, сдельно-премиальной, сдельно-прогрессивной системам оплаты труда, а также заработную плату каждого члена бригады с учетом коэффициента трудового участия (КТУ).</w:t>
+        <w:t>Задача работы — по исходным данным варианта 2 рассчитать часовую тарифную ставку основного рабочего и заработную плату по простой повременной, повременно-премиальной, прямой сдельной, сдельно-премиальной, сдельно-прогрессивной системам оплаты труда, а также заработную плату каждого члена бригады с учетом коэффициента трудового участия (КТУ).</w:t>
       </w:r>
     </w:p>
     <w:p>
@@ -447,13 +437,19 @@
         <w:rPr>
           <w:lang w:val="ru-RU"/>
         </w:rPr>
-        <w:t>Месячная тарифная ставка п</w:t>
-      </w:r>
-      <w:r>
-        <w:rPr>
-          <w:lang w:val="ru-RU"/>
-        </w:rPr>
-        <w:t>ервого разряда принимается равной действующему на дату выполнения работы значению — 140 000 р. (как в примере расчета). Плановый эффективный месячный фонд рабочего времени одного рабочего — 168 ч.</w:t>
+        <w:t xml:space="preserve">Месячная тарифная ставка первого разряда принимается равной действующему на дату выполнения работы значению — </w:t>
+      </w:r>
+      <w:r>
+        <w:rPr>
+          <w:lang w:val="ru-RU"/>
+        </w:rPr>
+        <w:t>3</w:t>
+      </w:r>
+      <w:r>
+        <w:rPr>
+          <w:lang w:val="ru-RU"/>
+        </w:rPr>
+        <w:t>00 р. Плановый эффективный месячный фонд рабочего времени одного рабочего — 168 ч.</w:t>
       </w:r>
     </w:p>
     <w:p>
@@ -465,14 +461,7 @@
           <w:b/>
           <w:lang w:val="ru-RU"/>
         </w:rPr>
-        <w:t>2.1 Данные для расчета заработной платы по повременной форм</w:t>
-      </w:r>
-      <w:r>
-        <w:rPr>
-          <w:b/>
-          <w:lang w:val="ru-RU"/>
-        </w:rPr>
-        <w:t xml:space="preserve">е оплаты труда (табл. </w:t>
+        <w:t xml:space="preserve">2.1 Данные для расчета заработной платы по повременной форме оплаты труда (табл. </w:t>
       </w:r>
       <w:r>
         <w:rPr>
@@ -505,6 +494,7 @@
               <w:spacing w:before="40" w:after="40" w:line="240" w:lineRule="auto"/>
               <w:jc w:val="center"/>
             </w:pPr>
+            <w:proofErr w:type="spellStart"/>
             <w:r>
               <w:rPr>
                 <w:b/>
@@ -512,6 +502,7 @@
               </w:rPr>
               <w:t>Показатель</w:t>
             </w:r>
+            <w:proofErr w:type="spellEnd"/>
           </w:p>
         </w:tc>
         <w:tc>
@@ -523,6 +514,7 @@
               <w:spacing w:before="40" w:after="40" w:line="240" w:lineRule="auto"/>
               <w:jc w:val="center"/>
             </w:pPr>
+            <w:proofErr w:type="spellStart"/>
             <w:r>
               <w:rPr>
                 <w:b/>
@@ -530,6 +522,7 @@
               </w:rPr>
               <w:t>Значение</w:t>
             </w:r>
+            <w:proofErr w:type="spellEnd"/>
           </w:p>
         </w:tc>
       </w:tr>
@@ -550,8 +543,30 @@
               <w:rPr>
                 <w:sz w:val="26"/>
               </w:rPr>
-              <w:t>1. Тарифный разряд</w:t>
+              <w:t xml:space="preserve">1. </w:t>
             </w:r>
+            <w:proofErr w:type="spellStart"/>
+            <w:r>
+              <w:rPr>
+                <w:sz w:val="26"/>
+              </w:rPr>
+              <w:t>Тарифный</w:t>
+            </w:r>
+            <w:proofErr w:type="spellEnd"/>
+            <w:r>
+              <w:rPr>
+                <w:sz w:val="26"/>
+              </w:rPr>
+              <w:t xml:space="preserve"> </w:t>
+            </w:r>
+            <w:proofErr w:type="spellStart"/>
+            <w:r>
+              <w:rPr>
+                <w:sz w:val="26"/>
+              </w:rPr>
+              <w:t>разряд</w:t>
+            </w:r>
+            <w:proofErr w:type="spellEnd"/>
           </w:p>
         </w:tc>
         <w:tc>
@@ -589,8 +604,30 @@
               <w:rPr>
                 <w:sz w:val="26"/>
               </w:rPr>
-              <w:t>2. Тарифный коэффициент</w:t>
+              <w:t xml:space="preserve">2. </w:t>
             </w:r>
+            <w:proofErr w:type="spellStart"/>
+            <w:r>
+              <w:rPr>
+                <w:sz w:val="26"/>
+              </w:rPr>
+              <w:t>Тарифный</w:t>
+            </w:r>
+            <w:proofErr w:type="spellEnd"/>
+            <w:r>
+              <w:rPr>
+                <w:sz w:val="26"/>
+              </w:rPr>
+              <w:t xml:space="preserve"> </w:t>
+            </w:r>
+            <w:proofErr w:type="spellStart"/>
+            <w:r>
+              <w:rPr>
+                <w:sz w:val="26"/>
+              </w:rPr>
+              <w:t>коэффициент</w:t>
+            </w:r>
+            <w:proofErr w:type="spellEnd"/>
           </w:p>
         </w:tc>
         <w:tc>
@@ -628,8 +665,44 @@
               <w:rPr>
                 <w:sz w:val="26"/>
               </w:rPr>
-              <w:t>3. Количество отработанных часов</w:t>
+              <w:t xml:space="preserve">3. </w:t>
             </w:r>
+            <w:proofErr w:type="spellStart"/>
+            <w:r>
+              <w:rPr>
+                <w:sz w:val="26"/>
+              </w:rPr>
+              <w:t>Количество</w:t>
+            </w:r>
+            <w:proofErr w:type="spellEnd"/>
+            <w:r>
+              <w:rPr>
+                <w:sz w:val="26"/>
+              </w:rPr>
+              <w:t xml:space="preserve"> </w:t>
+            </w:r>
+            <w:proofErr w:type="spellStart"/>
+            <w:r>
+              <w:rPr>
+                <w:sz w:val="26"/>
+              </w:rPr>
+              <w:t>отработанных</w:t>
+            </w:r>
+            <w:proofErr w:type="spellEnd"/>
+            <w:r>
+              <w:rPr>
+                <w:sz w:val="26"/>
+              </w:rPr>
+              <w:t xml:space="preserve"> </w:t>
+            </w:r>
+            <w:proofErr w:type="spellStart"/>
+            <w:r>
+              <w:rPr>
+                <w:sz w:val="26"/>
+              </w:rPr>
+              <w:t>часов</w:t>
+            </w:r>
+            <w:proofErr w:type="spellEnd"/>
           </w:p>
         </w:tc>
         <w:tc>
@@ -708,14 +781,7 @@
           <w:b/>
           <w:lang w:val="ru-RU"/>
         </w:rPr>
-        <w:t xml:space="preserve">2.2 Данные для расчета заработной платы по сдельной форме оплаты </w:t>
-      </w:r>
-      <w:r>
-        <w:rPr>
-          <w:b/>
-          <w:lang w:val="ru-RU"/>
-        </w:rPr>
-        <w:t xml:space="preserve">труда (табл. </w:t>
+        <w:t xml:space="preserve">2.2 Данные для расчета заработной платы по сдельной форме оплаты труда (табл. </w:t>
       </w:r>
       <w:r>
         <w:rPr>
@@ -748,6 +814,7 @@
               <w:spacing w:before="40" w:after="40" w:line="240" w:lineRule="auto"/>
               <w:jc w:val="center"/>
             </w:pPr>
+            <w:proofErr w:type="spellStart"/>
             <w:r>
               <w:rPr>
                 <w:b/>
@@ -755,6 +822,7 @@
               </w:rPr>
               <w:t>Параметр</w:t>
             </w:r>
+            <w:proofErr w:type="spellEnd"/>
           </w:p>
         </w:tc>
         <w:tc>
@@ -766,6 +834,7 @@
               <w:spacing w:before="40" w:after="40" w:line="240" w:lineRule="auto"/>
               <w:jc w:val="center"/>
             </w:pPr>
+            <w:proofErr w:type="spellStart"/>
             <w:r>
               <w:rPr>
                 <w:b/>
@@ -773,6 +842,7 @@
               </w:rPr>
               <w:t>Значение</w:t>
             </w:r>
+            <w:proofErr w:type="spellEnd"/>
           </w:p>
         </w:tc>
       </w:tr>
@@ -797,15 +867,23 @@
                 <w:sz w:val="26"/>
                 <w:lang w:val="ru-RU"/>
               </w:rPr>
-              <w:t xml:space="preserve">1. Трудоемкость изготовления единицы </w:t>
+              <w:t xml:space="preserve">1. Трудоемкость изготовления единицы продукции, </w:t>
             </w:r>
+            <w:proofErr w:type="spellStart"/>
             <w:r>
               <w:rPr>
                 <w:sz w:val="26"/>
                 <w:lang w:val="ru-RU"/>
               </w:rPr>
-              <w:lastRenderedPageBreak/>
-              <w:t>продукции, нормо-ч/шт.</w:t>
+              <w:t>нормо</w:t>
+            </w:r>
+            <w:proofErr w:type="spellEnd"/>
+            <w:r>
+              <w:rPr>
+                <w:sz w:val="26"/>
+                <w:lang w:val="ru-RU"/>
+              </w:rPr>
+              <w:t>-ч/шт.</w:t>
             </w:r>
           </w:p>
         </w:tc>
@@ -822,7 +900,6 @@
               <w:rPr>
                 <w:sz w:val="26"/>
               </w:rPr>
-              <w:lastRenderedPageBreak/>
               <w:t>1,0</w:t>
             </w:r>
           </w:p>
@@ -845,7 +922,64 @@
               <w:rPr>
                 <w:sz w:val="26"/>
               </w:rPr>
-              <w:t>2. Количество произведенной продукции, шт.</w:t>
+              <w:t xml:space="preserve">2. </w:t>
+            </w:r>
+            <w:proofErr w:type="spellStart"/>
+            <w:r>
+              <w:rPr>
+                <w:sz w:val="26"/>
+              </w:rPr>
+              <w:t>Количество</w:t>
+            </w:r>
+            <w:proofErr w:type="spellEnd"/>
+            <w:r>
+              <w:rPr>
+                <w:sz w:val="26"/>
+              </w:rPr>
+              <w:t xml:space="preserve"> </w:t>
+            </w:r>
+            <w:proofErr w:type="spellStart"/>
+            <w:r>
+              <w:rPr>
+                <w:sz w:val="26"/>
+              </w:rPr>
+              <w:t>произведенной</w:t>
+            </w:r>
+            <w:proofErr w:type="spellEnd"/>
+            <w:r>
+              <w:rPr>
+                <w:sz w:val="26"/>
+              </w:rPr>
+              <w:t xml:space="preserve"> </w:t>
+            </w:r>
+            <w:proofErr w:type="spellStart"/>
+            <w:r>
+              <w:rPr>
+                <w:sz w:val="26"/>
+              </w:rPr>
+              <w:t>продукции</w:t>
+            </w:r>
+            <w:proofErr w:type="spellEnd"/>
+            <w:r>
+              <w:rPr>
+                <w:sz w:val="26"/>
+              </w:rPr>
+              <w:t xml:space="preserve">, </w:t>
+            </w:r>
+            <w:proofErr w:type="spellStart"/>
+            <w:r>
+              <w:rPr>
+                <w:sz w:val="26"/>
+              </w:rPr>
+              <w:lastRenderedPageBreak/>
+              <w:t>шт</w:t>
+            </w:r>
+            <w:proofErr w:type="spellEnd"/>
+            <w:r>
+              <w:rPr>
+                <w:sz w:val="26"/>
+              </w:rPr>
+              <w:t>.</w:t>
             </w:r>
           </w:p>
         </w:tc>
@@ -862,6 +996,7 @@
               <w:rPr>
                 <w:sz w:val="26"/>
               </w:rPr>
+              <w:lastRenderedPageBreak/>
               <w:t>238</w:t>
             </w:r>
           </w:p>
@@ -968,20 +1103,27 @@
           <w:b/>
           <w:lang w:val="ru-RU"/>
         </w:rPr>
-        <w:t xml:space="preserve">2.3 </w:t>
+        <w:t xml:space="preserve">2.3 Шкала премии за сданную с первого предъявления продукцию </w:t>
       </w:r>
       <w:r>
         <w:rPr>
           <w:b/>
-          <w:lang w:val="ru-RU"/>
-        </w:rPr>
-        <w:t xml:space="preserve">Шкала премии за сданную с первого предъявления продукцию </w:t>
-      </w:r>
+        </w:rPr>
+        <w:t>(</w:t>
+      </w:r>
+      <w:proofErr w:type="spellStart"/>
       <w:r>
         <w:rPr>
           <w:b/>
         </w:rPr>
-        <w:t>(табл. 2.2)</w:t>
+        <w:t>табл</w:t>
+      </w:r>
+      <w:proofErr w:type="spellEnd"/>
+      <w:r>
+        <w:rPr>
+          <w:b/>
+        </w:rPr>
+        <w:t>. 2.2)</w:t>
       </w:r>
     </w:p>
     <w:tbl>
@@ -1012,12 +1154,53 @@
               <w:spacing w:before="40" w:after="40" w:line="240" w:lineRule="auto"/>
               <w:jc w:val="center"/>
             </w:pPr>
+            <w:proofErr w:type="spellStart"/>
             <w:r>
               <w:rPr>
                 <w:b/>
                 <w:sz w:val="26"/>
               </w:rPr>
-              <w:t>Сдано с первого предъявления, %</w:t>
+              <w:t>Сдано</w:t>
+            </w:r>
+            <w:proofErr w:type="spellEnd"/>
+            <w:r>
+              <w:rPr>
+                <w:b/>
+                <w:sz w:val="26"/>
+              </w:rPr>
+              <w:t xml:space="preserve"> с </w:t>
+            </w:r>
+            <w:proofErr w:type="spellStart"/>
+            <w:r>
+              <w:rPr>
+                <w:b/>
+                <w:sz w:val="26"/>
+              </w:rPr>
+              <w:t>первого</w:t>
+            </w:r>
+            <w:proofErr w:type="spellEnd"/>
+            <w:r>
+              <w:rPr>
+                <w:b/>
+                <w:sz w:val="26"/>
+              </w:rPr>
+              <w:t xml:space="preserve"> </w:t>
+            </w:r>
+            <w:proofErr w:type="spellStart"/>
+            <w:r>
+              <w:rPr>
+                <w:b/>
+                <w:sz w:val="26"/>
+              </w:rPr>
+              <w:t>предъявления</w:t>
+            </w:r>
+            <w:proofErr w:type="spellEnd"/>
+            <w:r>
+              <w:rPr>
+                <w:b/>
+                <w:sz w:val="26"/>
+              </w:rPr>
+              <w:t>, %</w:t>
             </w:r>
           </w:p>
         </w:tc>
@@ -1102,12 +1285,21 @@
               <w:spacing w:before="40" w:after="40" w:line="240" w:lineRule="auto"/>
               <w:jc w:val="center"/>
             </w:pPr>
+            <w:proofErr w:type="spellStart"/>
             <w:r>
               <w:rPr>
                 <w:b/>
                 <w:sz w:val="26"/>
               </w:rPr>
-              <w:t>До 85</w:t>
+              <w:t>До</w:t>
+            </w:r>
+            <w:proofErr w:type="spellEnd"/>
+            <w:r>
+              <w:rPr>
+                <w:b/>
+                <w:sz w:val="26"/>
+              </w:rPr>
+              <w:t xml:space="preserve"> 85</w:t>
             </w:r>
           </w:p>
         </w:tc>
@@ -1125,11 +1317,19 @@
               <w:spacing w:before="40" w:after="40" w:line="240" w:lineRule="auto"/>
               <w:jc w:val="center"/>
             </w:pPr>
+            <w:proofErr w:type="spellStart"/>
             <w:r>
               <w:rPr>
                 <w:sz w:val="26"/>
               </w:rPr>
-              <w:t>Премия, %</w:t>
+              <w:t>Премия</w:t>
+            </w:r>
+            <w:proofErr w:type="spellEnd"/>
+            <w:r>
+              <w:rPr>
+                <w:sz w:val="26"/>
+              </w:rPr>
+              <w:t>, %</w:t>
             </w:r>
           </w:p>
         </w:tc>
@@ -1270,12 +1470,53 @@
               <w:spacing w:before="40" w:after="40" w:line="240" w:lineRule="auto"/>
               <w:jc w:val="center"/>
             </w:pPr>
+            <w:proofErr w:type="spellStart"/>
             <w:r>
               <w:rPr>
                 <w:b/>
                 <w:sz w:val="26"/>
               </w:rPr>
-              <w:t>Перевыполнение планового задания, %</w:t>
+              <w:t>Перевыполнение</w:t>
+            </w:r>
+            <w:proofErr w:type="spellEnd"/>
+            <w:r>
+              <w:rPr>
+                <w:b/>
+                <w:sz w:val="26"/>
+              </w:rPr>
+              <w:t xml:space="preserve"> </w:t>
+            </w:r>
+            <w:proofErr w:type="spellStart"/>
+            <w:r>
+              <w:rPr>
+                <w:b/>
+                <w:sz w:val="26"/>
+              </w:rPr>
+              <w:t>планового</w:t>
+            </w:r>
+            <w:proofErr w:type="spellEnd"/>
+            <w:r>
+              <w:rPr>
+                <w:b/>
+                <w:sz w:val="26"/>
+              </w:rPr>
+              <w:t xml:space="preserve"> </w:t>
+            </w:r>
+            <w:proofErr w:type="spellStart"/>
+            <w:r>
+              <w:rPr>
+                <w:b/>
+                <w:sz w:val="26"/>
+              </w:rPr>
+              <w:t>задания</w:t>
+            </w:r>
+            <w:proofErr w:type="spellEnd"/>
+            <w:r>
+              <w:rPr>
+                <w:b/>
+                <w:sz w:val="26"/>
+              </w:rPr>
+              <w:t>, %</w:t>
             </w:r>
           </w:p>
         </w:tc>
@@ -1288,12 +1529,21 @@
               <w:spacing w:before="40" w:after="40" w:line="240" w:lineRule="auto"/>
               <w:jc w:val="center"/>
             </w:pPr>
+            <w:proofErr w:type="spellStart"/>
             <w:r>
               <w:rPr>
                 <w:b/>
                 <w:sz w:val="26"/>
               </w:rPr>
-              <w:t>До 10</w:t>
+              <w:t>До</w:t>
+            </w:r>
+            <w:proofErr w:type="spellEnd"/>
+            <w:r>
+              <w:rPr>
+                <w:b/>
+                <w:sz w:val="26"/>
+              </w:rPr>
+              <w:t xml:space="preserve"> 10</w:t>
             </w:r>
           </w:p>
         </w:tc>
@@ -1342,12 +1592,21 @@
               <w:spacing w:before="40" w:after="40" w:line="240" w:lineRule="auto"/>
               <w:jc w:val="center"/>
             </w:pPr>
+            <w:proofErr w:type="spellStart"/>
             <w:r>
               <w:rPr>
                 <w:b/>
                 <w:sz w:val="26"/>
               </w:rPr>
-              <w:t>Свыше 30</w:t>
+              <w:t>Свыше</w:t>
+            </w:r>
+            <w:proofErr w:type="spellEnd"/>
+            <w:r>
+              <w:rPr>
+                <w:b/>
+                <w:sz w:val="26"/>
+              </w:rPr>
+              <w:t xml:space="preserve"> 30</w:t>
             </w:r>
           </w:p>
         </w:tc>
@@ -1365,11 +1624,33 @@
               <w:spacing w:before="40" w:after="40" w:line="240" w:lineRule="auto"/>
               <w:jc w:val="center"/>
             </w:pPr>
+            <w:proofErr w:type="spellStart"/>
             <w:r>
               <w:rPr>
                 <w:sz w:val="26"/>
               </w:rPr>
-              <w:t>Увеличение расценки, %</w:t>
+              <w:t>Увеличение</w:t>
+            </w:r>
+            <w:proofErr w:type="spellEnd"/>
+            <w:r>
+              <w:rPr>
+                <w:sz w:val="26"/>
+              </w:rPr>
+              <w:t xml:space="preserve"> </w:t>
+            </w:r>
+            <w:proofErr w:type="spellStart"/>
+            <w:r>
+              <w:rPr>
+                <w:sz w:val="26"/>
+              </w:rPr>
+              <w:t>расценки</w:t>
+            </w:r>
+            <w:proofErr w:type="spellEnd"/>
+            <w:r>
+              <w:rPr>
+                <w:sz w:val="26"/>
+              </w:rPr>
+              <w:t>, %</w:t>
             </w:r>
           </w:p>
         </w:tc>
@@ -1475,13 +1756,13 @@
         <w:rPr>
           <w:lang w:val="ru-RU"/>
         </w:rPr>
-        <w:t xml:space="preserve">Значения сдельного приработка и премии приведены в тысячах рублей (в </w:t>
-      </w:r>
-      <w:r>
-        <w:rPr>
-          <w:lang w:val="ru-RU"/>
-        </w:rPr>
-        <w:t>соответствии с примером расчета): сдельный приработок — 400; премия за перевыполнение планового задания — 435.</w:t>
+        <w:t>С</w:t>
+      </w:r>
+      <w:r>
+        <w:rPr>
+          <w:lang w:val="ru-RU"/>
+        </w:rPr>
+        <w:t>дельный приработок — 400; премия за перевыполнение планового задания — 435.</w:t>
       </w:r>
     </w:p>
     <w:tbl>
@@ -1512,12 +1793,214 @@
               <w:spacing w:before="40" w:after="40" w:line="240" w:lineRule="auto"/>
               <w:jc w:val="center"/>
             </w:pPr>
+            <w:proofErr w:type="spellStart"/>
             <w:r>
               <w:rPr>
                 <w:b/>
                 <w:sz w:val="26"/>
               </w:rPr>
               <w:t>Показатель</w:t>
+            </w:r>
+            <w:proofErr w:type="spellEnd"/>
+          </w:p>
+        </w:tc>
+        <w:tc>
+          <w:tcPr>
+            <w:tcW w:w="1662" w:type="dxa"/>
+          </w:tcPr>
+          <w:p>
+            <w:pPr>
+              <w:spacing w:before="40" w:after="40" w:line="240" w:lineRule="auto"/>
+              <w:jc w:val="center"/>
+            </w:pPr>
+            <w:proofErr w:type="spellStart"/>
+            <w:r>
+              <w:rPr>
+                <w:b/>
+                <w:sz w:val="26"/>
+              </w:rPr>
+              <w:t>Иванов</w:t>
+            </w:r>
+            <w:proofErr w:type="spellEnd"/>
+          </w:p>
+        </w:tc>
+        <w:tc>
+          <w:tcPr>
+            <w:tcW w:w="1662" w:type="dxa"/>
+          </w:tcPr>
+          <w:p>
+            <w:pPr>
+              <w:spacing w:before="40" w:after="40" w:line="240" w:lineRule="auto"/>
+              <w:jc w:val="center"/>
+            </w:pPr>
+            <w:proofErr w:type="spellStart"/>
+            <w:r>
+              <w:rPr>
+                <w:b/>
+                <w:sz w:val="26"/>
+              </w:rPr>
+              <w:t>Петров</w:t>
+            </w:r>
+            <w:proofErr w:type="spellEnd"/>
+          </w:p>
+        </w:tc>
+        <w:tc>
+          <w:tcPr>
+            <w:tcW w:w="1662" w:type="dxa"/>
+          </w:tcPr>
+          <w:p>
+            <w:pPr>
+              <w:spacing w:before="40" w:after="40" w:line="240" w:lineRule="auto"/>
+              <w:jc w:val="center"/>
+            </w:pPr>
+            <w:proofErr w:type="spellStart"/>
+            <w:r>
+              <w:rPr>
+                <w:b/>
+                <w:sz w:val="26"/>
+              </w:rPr>
+              <w:t>Сидоров</w:t>
+            </w:r>
+            <w:proofErr w:type="spellEnd"/>
+          </w:p>
+        </w:tc>
+        <w:tc>
+          <w:tcPr>
+            <w:tcW w:w="1662" w:type="dxa"/>
+          </w:tcPr>
+          <w:p>
+            <w:pPr>
+              <w:spacing w:before="40" w:after="40" w:line="240" w:lineRule="auto"/>
+              <w:jc w:val="center"/>
+            </w:pPr>
+            <w:proofErr w:type="spellStart"/>
+            <w:r>
+              <w:rPr>
+                <w:b/>
+                <w:sz w:val="26"/>
+              </w:rPr>
+              <w:t>Андреев</w:t>
+            </w:r>
+            <w:proofErr w:type="spellEnd"/>
+          </w:p>
+        </w:tc>
+        <w:tc>
+          <w:tcPr>
+            <w:tcW w:w="1662" w:type="dxa"/>
+          </w:tcPr>
+          <w:p>
+            <w:pPr>
+              <w:spacing w:before="40" w:after="40" w:line="240" w:lineRule="auto"/>
+              <w:jc w:val="center"/>
+            </w:pPr>
+            <w:proofErr w:type="spellStart"/>
+            <w:r>
+              <w:rPr>
+                <w:b/>
+                <w:sz w:val="26"/>
+              </w:rPr>
+              <w:t>Федоров</w:t>
+            </w:r>
+            <w:proofErr w:type="spellEnd"/>
+          </w:p>
+        </w:tc>
+      </w:tr>
+      <w:tr>
+        <w:trPr>
+          <w:jc w:val="center"/>
+        </w:trPr>
+        <w:tc>
+          <w:tcPr>
+            <w:tcW w:w="1662" w:type="dxa"/>
+          </w:tcPr>
+          <w:p>
+            <w:pPr>
+              <w:spacing w:before="40" w:after="40" w:line="240" w:lineRule="auto"/>
+              <w:jc w:val="center"/>
+              <w:rPr>
+                <w:lang w:val="ru-RU"/>
+              </w:rPr>
+            </w:pPr>
+            <w:r>
+              <w:rPr>
+                <w:sz w:val="26"/>
+                <w:lang w:val="ru-RU"/>
+              </w:rPr>
+              <w:t>Часовая тарифная ставка, р./ч</w:t>
+            </w:r>
+          </w:p>
+        </w:tc>
+        <w:tc>
+          <w:tcPr>
+            <w:tcW w:w="1662" w:type="dxa"/>
+          </w:tcPr>
+          <w:p>
+            <w:pPr>
+              <w:spacing w:before="40" w:after="40" w:line="240" w:lineRule="auto"/>
+              <w:jc w:val="center"/>
+              <w:rPr>
+                <w:lang w:val="ru-RU"/>
+              </w:rPr>
+            </w:pPr>
+            <w:r>
+              <w:rPr>
+                <w:sz w:val="26"/>
+              </w:rPr>
+              <w:t>3</w:t>
+            </w:r>
+            <w:r>
+              <w:rPr>
+                <w:sz w:val="26"/>
+                <w:lang w:val="ru-RU"/>
+              </w:rPr>
+              <w:t>,3</w:t>
+            </w:r>
+          </w:p>
+        </w:tc>
+        <w:tc>
+          <w:tcPr>
+            <w:tcW w:w="1662" w:type="dxa"/>
+          </w:tcPr>
+          <w:p>
+            <w:pPr>
+              <w:spacing w:before="40" w:after="40" w:line="240" w:lineRule="auto"/>
+              <w:jc w:val="center"/>
+              <w:rPr>
+                <w:lang w:val="ru-RU"/>
+              </w:rPr>
+            </w:pPr>
+            <w:r>
+              <w:rPr>
+                <w:sz w:val="26"/>
+              </w:rPr>
+              <w:t>3</w:t>
+            </w:r>
+            <w:r>
+              <w:rPr>
+                <w:sz w:val="26"/>
+                <w:lang w:val="ru-RU"/>
+              </w:rPr>
+              <w:t>,1</w:t>
+            </w:r>
+          </w:p>
+        </w:tc>
+        <w:tc>
+          <w:tcPr>
+            <w:tcW w:w="1662" w:type="dxa"/>
+          </w:tcPr>
+          <w:p>
+            <w:pPr>
+              <w:spacing w:before="40" w:after="40" w:line="240" w:lineRule="auto"/>
+              <w:jc w:val="center"/>
+              <w:rPr>
+                <w:lang w:val="ru-RU"/>
+              </w:rPr>
+            </w:pPr>
+            <w:r>
+              <w:rPr>
+                <w:lang w:val="ru-RU"/>
+              </w:rPr>
+              <w:t>3,1</w:t>
             </w:r>
           </w:p>
         </w:tc>
@@ -1532,10 +2015,22 @@
             </w:pPr>
             <w:r>
               <w:rPr>
-                <w:b/>
                 <w:sz w:val="26"/>
               </w:rPr>
-              <w:t>Иванов</w:t>
+              <w:t>2</w:t>
+            </w:r>
+            <w:r>
+              <w:rPr>
+                <w:sz w:val="26"/>
+                <w:lang w:val="ru-RU"/>
+              </w:rPr>
+              <w:t>,</w:t>
+            </w:r>
+            <w:r>
+              <w:rPr>
+                <w:sz w:val="26"/>
+              </w:rPr>
+              <w:t>6</w:t>
             </w:r>
           </w:p>
         </w:tc>
@@ -1550,64 +2045,22 @@
             </w:pPr>
             <w:r>
               <w:rPr>
-                <w:b/>
                 <w:sz w:val="26"/>
               </w:rPr>
-              <w:t>Петров</w:t>
+              <w:t>2</w:t>
             </w:r>
-          </w:p>
-        </w:tc>
-        <w:tc>
-          <w:tcPr>
-            <w:tcW w:w="1662" w:type="dxa"/>
-          </w:tcPr>
-          <w:p>
-            <w:pPr>
-              <w:spacing w:before="40" w:after="40" w:line="240" w:lineRule="auto"/>
-              <w:jc w:val="center"/>
-            </w:pPr>
             <w:r>
               <w:rPr>
-                <w:b/>
                 <w:sz w:val="26"/>
-              </w:rPr>
-              <w:t>Сидоров</w:t>
+                <w:lang w:val="ru-RU"/>
+              </w:rPr>
+              <w:t>,</w:t>
             </w:r>
-          </w:p>
-        </w:tc>
-        <w:tc>
-          <w:tcPr>
-            <w:tcW w:w="1662" w:type="dxa"/>
-          </w:tcPr>
-          <w:p>
-            <w:pPr>
-              <w:spacing w:before="40" w:after="40" w:line="240" w:lineRule="auto"/>
-              <w:jc w:val="center"/>
-            </w:pPr>
             <w:r>
               <w:rPr>
-                <w:b/>
                 <w:sz w:val="26"/>
               </w:rPr>
-              <w:t>Андреев</w:t>
-            </w:r>
-          </w:p>
-        </w:tc>
-        <w:tc>
-          <w:tcPr>
-            <w:tcW w:w="1662" w:type="dxa"/>
-          </w:tcPr>
-          <w:p>
-            <w:pPr>
-              <w:spacing w:before="40" w:after="40" w:line="240" w:lineRule="auto"/>
-              <w:jc w:val="center"/>
-            </w:pPr>
-            <w:r>
-              <w:rPr>
-                <w:b/>
-                <w:sz w:val="26"/>
-              </w:rPr>
-              <w:t>Федоров</w:t>
+              <w:t>6</w:t>
             </w:r>
           </w:p>
         </w:tc>
@@ -1633,125 +2086,7 @@
                 <w:sz w:val="26"/>
                 <w:lang w:val="ru-RU"/>
               </w:rPr>
-              <w:t>Часовая тарифная ставка, р./ч</w:t>
-            </w:r>
-          </w:p>
-        </w:tc>
-        <w:tc>
-          <w:tcPr>
-            <w:tcW w:w="1662" w:type="dxa"/>
-          </w:tcPr>
-          <w:p>
-            <w:pPr>
-              <w:spacing w:before="40" w:after="40" w:line="240" w:lineRule="auto"/>
-              <w:jc w:val="center"/>
-            </w:pPr>
-            <w:r>
-              <w:rPr>
-                <w:sz w:val="26"/>
-              </w:rPr>
-              <w:t>3 359</w:t>
-            </w:r>
-          </w:p>
-        </w:tc>
-        <w:tc>
-          <w:tcPr>
-            <w:tcW w:w="1662" w:type="dxa"/>
-          </w:tcPr>
-          <w:p>
-            <w:pPr>
-              <w:spacing w:before="40" w:after="40" w:line="240" w:lineRule="auto"/>
-              <w:jc w:val="center"/>
-            </w:pPr>
-            <w:r>
-              <w:rPr>
-                <w:sz w:val="26"/>
-              </w:rPr>
-              <w:t>3 046</w:t>
-            </w:r>
-          </w:p>
-        </w:tc>
-        <w:tc>
-          <w:tcPr>
-            <w:tcW w:w="1662" w:type="dxa"/>
-          </w:tcPr>
-          <w:p>
-            <w:pPr>
-              <w:spacing w:before="40" w:after="40" w:line="240" w:lineRule="auto"/>
-              <w:jc w:val="center"/>
-            </w:pPr>
-            <w:r>
-              <w:rPr>
-                <w:sz w:val="26"/>
-              </w:rPr>
-              <w:t>3 046</w:t>
-            </w:r>
-          </w:p>
-        </w:tc>
-        <w:tc>
-          <w:tcPr>
-            <w:tcW w:w="1662" w:type="dxa"/>
-          </w:tcPr>
-          <w:p>
-            <w:pPr>
-              <w:spacing w:before="40" w:after="40" w:line="240" w:lineRule="auto"/>
-              <w:jc w:val="center"/>
-            </w:pPr>
-            <w:r>
-              <w:rPr>
-                <w:sz w:val="26"/>
-              </w:rPr>
-              <w:t>2 636</w:t>
-            </w:r>
-          </w:p>
-        </w:tc>
-        <w:tc>
-          <w:tcPr>
-            <w:tcW w:w="1662" w:type="dxa"/>
-          </w:tcPr>
-          <w:p>
-            <w:pPr>
-              <w:spacing w:before="40" w:after="40" w:line="240" w:lineRule="auto"/>
-              <w:jc w:val="center"/>
-            </w:pPr>
-            <w:r>
-              <w:rPr>
-                <w:sz w:val="26"/>
-              </w:rPr>
-              <w:t>2 636</w:t>
-            </w:r>
-          </w:p>
-        </w:tc>
-      </w:tr>
-      <w:tr>
-        <w:trPr>
-          <w:jc w:val="center"/>
-        </w:trPr>
-        <w:tc>
-          <w:tcPr>
-            <w:tcW w:w="1662" w:type="dxa"/>
-          </w:tcPr>
-          <w:p>
-            <w:pPr>
-              <w:spacing w:before="40" w:after="40" w:line="240" w:lineRule="auto"/>
-              <w:jc w:val="center"/>
-              <w:rPr>
-                <w:lang w:val="ru-RU"/>
-              </w:rPr>
-            </w:pPr>
-            <w:r>
-              <w:rPr>
-                <w:sz w:val="26"/>
-                <w:lang w:val="ru-RU"/>
-              </w:rPr>
-              <w:t xml:space="preserve">Фактически отработано за </w:t>
-            </w:r>
-            <w:r>
-              <w:rPr>
-                <w:sz w:val="26"/>
-                <w:lang w:val="ru-RU"/>
-              </w:rPr>
-              <w:t>месяц, ч</w:t>
+              <w:t>Фактически отработано за месяц, ч</w:t>
             </w:r>
           </w:p>
         </w:tc>
@@ -1854,12 +2189,47 @@
               <w:spacing w:before="40" w:after="40" w:line="240" w:lineRule="auto"/>
               <w:jc w:val="center"/>
             </w:pPr>
+            <w:proofErr w:type="spellStart"/>
             <w:r>
               <w:rPr>
                 <w:sz w:val="26"/>
               </w:rPr>
-              <w:lastRenderedPageBreak/>
-              <w:t>Коэффициент трудового участия (КТУ)</w:t>
+              <w:t>Коэффициент</w:t>
+            </w:r>
+            <w:proofErr w:type="spellEnd"/>
+            <w:r>
+              <w:rPr>
+                <w:sz w:val="26"/>
+              </w:rPr>
+              <w:t xml:space="preserve"> </w:t>
+            </w:r>
+            <w:proofErr w:type="spellStart"/>
+            <w:r>
+              <w:rPr>
+                <w:sz w:val="26"/>
+              </w:rPr>
+              <w:t>трудового</w:t>
+            </w:r>
+            <w:proofErr w:type="spellEnd"/>
+            <w:r>
+              <w:rPr>
+                <w:sz w:val="26"/>
+              </w:rPr>
+              <w:t xml:space="preserve"> </w:t>
+            </w:r>
+            <w:proofErr w:type="spellStart"/>
+            <w:r>
+              <w:rPr>
+                <w:sz w:val="26"/>
+              </w:rPr>
+              <w:t>участия</w:t>
+            </w:r>
+            <w:proofErr w:type="spellEnd"/>
+            <w:r>
+              <w:rPr>
+                <w:sz w:val="26"/>
+              </w:rPr>
+              <w:t xml:space="preserve"> (КТУ)</w:t>
             </w:r>
           </w:p>
         </w:tc>
@@ -2039,7 +2409,15 @@
           <w:i/>
           <w:lang w:val="ru-RU"/>
         </w:rPr>
-        <w:t xml:space="preserve"> · К</w:t>
+        <w:t xml:space="preserve"> · </w:t>
+      </w:r>
+      <w:proofErr w:type="spellStart"/>
+      <w:r>
+        <w:rPr>
+          <w:i/>
+          <w:lang w:val="ru-RU"/>
+        </w:rPr>
+        <w:t>К</w:t>
       </w:r>
       <w:r>
         <w:rPr>
@@ -2049,11 +2427,36 @@
         </w:rPr>
         <w:t>т</w:t>
       </w:r>
-      <w:r>
-        <w:rPr>
-          <w:lang w:val="ru-RU"/>
-        </w:rPr>
-        <w:t xml:space="preserve"> = 140 000 · 1,35 = 189 000 р.</w:t>
+      <w:proofErr w:type="spellEnd"/>
+      <w:r>
+        <w:rPr>
+          <w:lang w:val="ru-RU"/>
+        </w:rPr>
+        <w:t xml:space="preserve"> = </w:t>
+      </w:r>
+      <w:r>
+        <w:rPr>
+          <w:lang w:val="ru-RU"/>
+        </w:rPr>
+        <w:t>300</w:t>
+      </w:r>
+      <w:r>
+        <w:rPr>
+          <w:lang w:val="ru-RU"/>
+        </w:rPr>
+        <w:t xml:space="preserve"> · 1,35 = </w:t>
+      </w:r>
+      <w:r>
+        <w:rPr>
+          <w:lang w:val="ru-RU"/>
+        </w:rPr>
+        <w:t>405</w:t>
+      </w:r>
+      <w:r>
+        <w:rPr>
+          <w:lang w:val="ru-RU"/>
+        </w:rPr>
+        <w:t xml:space="preserve"> р.</w:t>
       </w:r>
     </w:p>
     <w:p>
@@ -2079,6 +2482,7 @@
           <w:lang w:val="ru-RU"/>
         </w:rPr>
       </w:pPr>
+      <w:proofErr w:type="spellStart"/>
       <w:r>
         <w:rPr>
           <w:i/>
@@ -2094,6 +2498,7 @@
         </w:rPr>
         <w:t>ч</w:t>
       </w:r>
+      <w:proofErr w:type="spellEnd"/>
       <w:r>
         <w:rPr>
           <w:i/>
@@ -2114,7 +2519,15 @@
           <w:i/>
           <w:lang w:val="ru-RU"/>
         </w:rPr>
-        <w:t xml:space="preserve"> / Ф</w:t>
+        <w:t xml:space="preserve"> / </w:t>
+      </w:r>
+      <w:proofErr w:type="spellStart"/>
+      <w:r>
+        <w:rPr>
+          <w:i/>
+          <w:lang w:val="ru-RU"/>
+        </w:rPr>
+        <w:t>Ф</w:t>
       </w:r>
       <w:r>
         <w:rPr>
@@ -2124,11 +2537,12 @@
         </w:rPr>
         <w:t>м</w:t>
       </w:r>
-      <w:r>
-        <w:rPr>
-          <w:lang w:val="ru-RU"/>
-        </w:rPr>
-        <w:t xml:space="preserve"> = 189 000 / 168 = 1 125 р./ч.</w:t>
+      <w:proofErr w:type="spellEnd"/>
+      <w:r>
+        <w:rPr>
+          <w:lang w:val="ru-RU"/>
+        </w:rPr>
+        <w:t xml:space="preserve"> = 405 / 168 = 2,4107 р./ч.</w:t>
       </w:r>
     </w:p>
     <w:p>
@@ -2143,14 +2557,7 @@
           <w:b/>
           <w:lang w:val="ru-RU"/>
         </w:rPr>
-        <w:t>3.2 Заработная плата по простой п</w:t>
-      </w:r>
-      <w:r>
-        <w:rPr>
-          <w:b/>
-          <w:lang w:val="ru-RU"/>
-        </w:rPr>
-        <w:t>овременной системе</w:t>
+        <w:t>3.2 Заработная плата по простой повременной системе</w:t>
       </w:r>
     </w:p>
     <w:p>
@@ -2176,6 +2583,7 @@
           <w:lang w:val="ru-RU"/>
         </w:rPr>
       </w:pPr>
+      <w:proofErr w:type="spellStart"/>
       <w:r>
         <w:rPr>
           <w:i/>
@@ -2191,12 +2599,21 @@
         </w:rPr>
         <w:t>пп</w:t>
       </w:r>
+      <w:proofErr w:type="spellEnd"/>
       <w:r>
         <w:rPr>
           <w:i/>
           <w:lang w:val="ru-RU"/>
         </w:rPr>
-        <w:t xml:space="preserve"> = Т</w:t>
+        <w:t xml:space="preserve"> = </w:t>
+      </w:r>
+      <w:proofErr w:type="spellStart"/>
+      <w:r>
+        <w:rPr>
+          <w:i/>
+          <w:lang w:val="ru-RU"/>
+        </w:rPr>
+        <w:t>Т</w:t>
       </w:r>
       <w:r>
         <w:rPr>
@@ -2206,12 +2623,21 @@
         </w:rPr>
         <w:t>ч</w:t>
       </w:r>
+      <w:proofErr w:type="spellEnd"/>
       <w:r>
         <w:rPr>
           <w:i/>
           <w:lang w:val="ru-RU"/>
         </w:rPr>
-        <w:t xml:space="preserve"> · Ф</w:t>
+        <w:t xml:space="preserve"> · </w:t>
+      </w:r>
+      <w:proofErr w:type="spellStart"/>
+      <w:r>
+        <w:rPr>
+          <w:i/>
+          <w:lang w:val="ru-RU"/>
+        </w:rPr>
+        <w:t>Ф</w:t>
       </w:r>
       <w:r>
         <w:rPr>
@@ -2221,11 +2647,12 @@
         </w:rPr>
         <w:t>ф</w:t>
       </w:r>
-      <w:r>
-        <w:rPr>
-          <w:lang w:val="ru-RU"/>
-        </w:rPr>
-        <w:t xml:space="preserve"> = 1 125 · 176 = 198 000 р.</w:t>
+      <w:proofErr w:type="spellEnd"/>
+      <w:r>
+        <w:rPr>
+          <w:lang w:val="ru-RU"/>
+        </w:rPr>
+        <w:t xml:space="preserve"> = 2,4107 · 176 = 424,28 р.</w:t>
       </w:r>
     </w:p>
     <w:p>
@@ -2266,6 +2693,7 @@
           <w:lang w:val="ru-RU"/>
         </w:rPr>
       </w:pPr>
+      <w:proofErr w:type="spellStart"/>
       <w:r>
         <w:rPr>
           <w:i/>
@@ -2281,12 +2709,21 @@
         </w:rPr>
         <w:t>прем</w:t>
       </w:r>
+      <w:proofErr w:type="spellEnd"/>
       <w:r>
         <w:rPr>
           <w:i/>
           <w:lang w:val="ru-RU"/>
         </w:rPr>
-        <w:t xml:space="preserve"> = З</w:t>
+        <w:t xml:space="preserve"> = </w:t>
+      </w:r>
+      <w:proofErr w:type="spellStart"/>
+      <w:r>
+        <w:rPr>
+          <w:i/>
+          <w:lang w:val="ru-RU"/>
+        </w:rPr>
+        <w:t>З</w:t>
       </w:r>
       <w:r>
         <w:rPr>
@@ -2296,17 +2733,12 @@
         </w:rPr>
         <w:t>пп</w:t>
       </w:r>
-      <w:r>
-        <w:rPr>
-          <w:lang w:val="ru-RU"/>
-        </w:rPr>
-        <w:t xml:space="preserve"> · (1 + %П/100) = 198 000 · (1 + 0,30</w:t>
-      </w:r>
-      <w:r>
-        <w:rPr>
-          <w:lang w:val="ru-RU"/>
-        </w:rPr>
-        <w:t>) = 257 400 р.</w:t>
+      <w:proofErr w:type="spellEnd"/>
+      <w:r>
+        <w:rPr>
+          <w:lang w:val="ru-RU"/>
+        </w:rPr>
+        <w:t xml:space="preserve"> · (1 + %П/100) = 424,28 · (1 + 0,30) = 551,56 р.</w:t>
       </w:r>
     </w:p>
     <w:p>
@@ -2345,7 +2777,21 @@
         <w:rPr>
           <w:lang w:val="ru-RU"/>
         </w:rPr>
-        <w:t xml:space="preserve"> = 1,0 нормо-ч/шт.:</w:t>
+        <w:t xml:space="preserve"> = 1,0 </w:t>
+      </w:r>
+      <w:proofErr w:type="spellStart"/>
+      <w:r>
+        <w:rPr>
+          <w:lang w:val="ru-RU"/>
+        </w:rPr>
+        <w:t>нормо</w:t>
+      </w:r>
+      <w:proofErr w:type="spellEnd"/>
+      <w:r>
+        <w:rPr>
+          <w:lang w:val="ru-RU"/>
+        </w:rPr>
+        <w:t>-ч/шт.:</w:t>
       </w:r>
     </w:p>
     <w:p>
@@ -2356,6 +2802,7 @@
           <w:lang w:val="ru-RU"/>
         </w:rPr>
       </w:pPr>
+      <w:proofErr w:type="spellStart"/>
       <w:r>
         <w:rPr>
           <w:i/>
@@ -2371,12 +2818,21 @@
         </w:rPr>
         <w:t>сд</w:t>
       </w:r>
+      <w:proofErr w:type="spellEnd"/>
       <w:r>
         <w:rPr>
           <w:i/>
           <w:lang w:val="ru-RU"/>
         </w:rPr>
-        <w:t xml:space="preserve"> = Т</w:t>
+        <w:t xml:space="preserve"> = </w:t>
+      </w:r>
+      <w:proofErr w:type="spellStart"/>
+      <w:r>
+        <w:rPr>
+          <w:i/>
+          <w:lang w:val="ru-RU"/>
+        </w:rPr>
+        <w:t>Т</w:t>
       </w:r>
       <w:r>
         <w:rPr>
@@ -2386,6 +2842,7 @@
         </w:rPr>
         <w:t>ч</w:t>
       </w:r>
+      <w:proofErr w:type="spellEnd"/>
       <w:r>
         <w:rPr>
           <w:lang w:val="ru-RU"/>
@@ -2399,7 +2856,7 @@
         <w:rPr>
           <w:lang w:val="ru-RU"/>
         </w:rPr>
-        <w:t xml:space="preserve"> = 1 125 · 1,0 = 1 125 р./шт.</w:t>
+        <w:t xml:space="preserve"> = 2,4107 · 1,0 = 2,41 р./шт.</w:t>
       </w:r>
     </w:p>
     <w:p>
@@ -2429,13 +2886,7 @@
         <w:rPr>
           <w:lang w:val="ru-RU"/>
         </w:rPr>
-        <w:t>По формуле (2.6</w:t>
-      </w:r>
-      <w:r>
-        <w:rPr>
-          <w:lang w:val="ru-RU"/>
-        </w:rPr>
-        <w:t>):</w:t>
+        <w:t>По формуле (2.6):</w:t>
       </w:r>
     </w:p>
     <w:p>
@@ -2446,12 +2897,12 @@
           <w:lang w:val="ru-RU"/>
         </w:rPr>
       </w:pPr>
+      <w:proofErr w:type="spellStart"/>
       <w:r>
         <w:rPr>
           <w:i/>
           <w:lang w:val="ru-RU"/>
         </w:rPr>
-        <w:lastRenderedPageBreak/>
         <w:t>З</w:t>
       </w:r>
       <w:r>
@@ -2462,12 +2913,21 @@
         </w:rPr>
         <w:t>сд</w:t>
       </w:r>
+      <w:proofErr w:type="spellEnd"/>
       <w:r>
         <w:rPr>
           <w:i/>
           <w:lang w:val="ru-RU"/>
         </w:rPr>
-        <w:t xml:space="preserve"> = Р</w:t>
+        <w:t xml:space="preserve"> = </w:t>
+      </w:r>
+      <w:proofErr w:type="spellStart"/>
+      <w:r>
+        <w:rPr>
+          <w:i/>
+          <w:lang w:val="ru-RU"/>
+        </w:rPr>
+        <w:t>Р</w:t>
       </w:r>
       <w:r>
         <w:rPr>
@@ -2477,6 +2937,7 @@
         </w:rPr>
         <w:t>сд</w:t>
       </w:r>
+      <w:proofErr w:type="spellEnd"/>
       <w:r>
         <w:rPr>
           <w:i/>
@@ -2502,7 +2963,7 @@
         <w:rPr>
           <w:lang w:val="ru-RU"/>
         </w:rPr>
-        <w:t xml:space="preserve"> = 1 125 · 238 = 267 750 р.</w:t>
+        <w:t xml:space="preserve"> = 2,4107 · 238 = 573,75 р.</w:t>
       </w:r>
     </w:p>
     <w:p>
@@ -2532,6 +2993,7 @@
         <w:rPr>
           <w:lang w:val="ru-RU"/>
         </w:rPr>
+        <w:lastRenderedPageBreak/>
         <w:t>1) Определяем удельный вес продукции, сданной с первого предъявления:</w:t>
       </w:r>
     </w:p>
@@ -2556,6 +3018,7 @@
         </w:rPr>
         <w:t>N</w:t>
       </w:r>
+      <w:proofErr w:type="spellStart"/>
       <w:r>
         <w:rPr>
           <w:b/>
@@ -2564,6 +3027,7 @@
         </w:rPr>
         <w:t>сд</w:t>
       </w:r>
+      <w:proofErr w:type="spellEnd"/>
       <w:r>
         <w:rPr>
           <w:i/>
@@ -2604,13 +3068,7 @@
         <w:rPr>
           <w:lang w:val="ru-RU"/>
         </w:rPr>
-        <w:t xml:space="preserve">2) По шкале табл. 2.2 для </w:t>
-      </w:r>
-      <w:r>
-        <w:rPr>
-          <w:lang w:val="ru-RU"/>
-        </w:rPr>
-        <w:t>диапазона «92–97 %» размер премии за качество составляет 14 %. По формуле (2.7):</w:t>
+        <w:t>2) По шкале табл. 2.2 для диапазона «92–97 %» размер премии за качество составляет 14 %. По формуле (2.7):</w:t>
       </w:r>
     </w:p>
     <w:p>
@@ -2621,6 +3079,7 @@
           <w:lang w:val="ru-RU"/>
         </w:rPr>
       </w:pPr>
+      <w:proofErr w:type="spellStart"/>
       <w:r>
         <w:rPr>
           <w:i/>
@@ -2636,12 +3095,21 @@
         </w:rPr>
         <w:t>сд.п</w:t>
       </w:r>
+      <w:proofErr w:type="spellEnd"/>
       <w:r>
         <w:rPr>
           <w:i/>
           <w:lang w:val="ru-RU"/>
         </w:rPr>
-        <w:t xml:space="preserve"> = З</w:t>
+        <w:t xml:space="preserve"> = </w:t>
+      </w:r>
+      <w:proofErr w:type="spellStart"/>
+      <w:r>
+        <w:rPr>
+          <w:i/>
+          <w:lang w:val="ru-RU"/>
+        </w:rPr>
+        <w:t>З</w:t>
       </w:r>
       <w:r>
         <w:rPr>
@@ -2651,11 +3119,12 @@
         </w:rPr>
         <w:t>сд</w:t>
       </w:r>
-      <w:r>
-        <w:rPr>
-          <w:lang w:val="ru-RU"/>
-        </w:rPr>
-        <w:t xml:space="preserve"> · (1 + %П/100) = 267 750 · 1,14 = 305 235 р.</w:t>
+      <w:proofErr w:type="spellEnd"/>
+      <w:r>
+        <w:rPr>
+          <w:lang w:val="ru-RU"/>
+        </w:rPr>
+        <w:t xml:space="preserve"> · (1 + %П/100) = 573,75 · 1,14 = 654,08 р.</w:t>
       </w:r>
     </w:p>
     <w:p>
@@ -2701,14 +3170,7 @@
           <w:i/>
           <w:lang w:val="ru-RU"/>
         </w:rPr>
-        <w:t>% пер. =</w:t>
-      </w:r>
-      <w:r>
-        <w:rPr>
-          <w:i/>
-          <w:lang w:val="ru-RU"/>
-        </w:rPr>
-        <w:t xml:space="preserve"> (</w:t>
+        <w:t>% пер. = (</w:t>
       </w:r>
       <w:r>
         <w:rPr>
@@ -2737,6 +3199,7 @@
         </w:rPr>
         <w:t>N</w:t>
       </w:r>
+      <w:proofErr w:type="spellStart"/>
       <w:r>
         <w:rPr>
           <w:b/>
@@ -2745,6 +3208,7 @@
         </w:rPr>
         <w:t>пл</w:t>
       </w:r>
+      <w:proofErr w:type="spellEnd"/>
       <w:r>
         <w:rPr>
           <w:i/>
@@ -2758,6 +3222,7 @@
         </w:rPr>
         <w:t>N</w:t>
       </w:r>
+      <w:proofErr w:type="spellStart"/>
       <w:r>
         <w:rPr>
           <w:b/>
@@ -2766,6 +3231,7 @@
         </w:rPr>
         <w:t>пл</w:t>
       </w:r>
+      <w:proofErr w:type="spellEnd"/>
       <w:r>
         <w:rPr>
           <w:lang w:val="ru-RU"/>
@@ -2796,6 +3262,7 @@
           <w:lang w:val="ru-RU"/>
         </w:rPr>
       </w:pPr>
+      <w:proofErr w:type="spellStart"/>
       <w:r>
         <w:rPr>
           <w:i/>
@@ -2811,6 +3278,7 @@
         </w:rPr>
         <w:t>сд.пр</w:t>
       </w:r>
+      <w:proofErr w:type="spellEnd"/>
       <w:r>
         <w:rPr>
           <w:i/>
@@ -2824,6 +3292,7 @@
         </w:rPr>
         <w:t>N</w:t>
       </w:r>
+      <w:proofErr w:type="spellStart"/>
       <w:r>
         <w:rPr>
           <w:b/>
@@ -2847,6 +3316,7 @@
         </w:rPr>
         <w:t>сд</w:t>
       </w:r>
+      <w:proofErr w:type="spellEnd"/>
       <w:r>
         <w:rPr>
           <w:i/>
@@ -2881,6 +3351,8 @@
         </w:rPr>
         <w:t>N</w:t>
       </w:r>
+      <w:proofErr w:type="spellStart"/>
+      <w:proofErr w:type="gramStart"/>
       <w:r>
         <w:rPr>
           <w:b/>
@@ -2889,12 +3361,22 @@
         </w:rPr>
         <w:t>пл</w:t>
       </w:r>
+      <w:proofErr w:type="spellEnd"/>
       <w:r>
         <w:rPr>
           <w:i/>
           <w:lang w:val="ru-RU"/>
         </w:rPr>
-        <w:t>)·Р</w:t>
+        <w:t>)·</w:t>
+      </w:r>
+      <w:proofErr w:type="spellStart"/>
+      <w:proofErr w:type="gramEnd"/>
+      <w:r>
+        <w:rPr>
+          <w:i/>
+          <w:lang w:val="ru-RU"/>
+        </w:rPr>
+        <w:t>Р</w:t>
       </w:r>
       <w:r>
         <w:rPr>
@@ -2908,13 +3390,14 @@
         <w:rPr>
           <w:lang w:val="ru-RU"/>
         </w:rPr>
-        <w:t>·К = 168·1 125</w:t>
-      </w:r>
-      <w:r>
-        <w:rPr>
-          <w:lang w:val="ru-RU"/>
-        </w:rPr>
-        <w:t xml:space="preserve"> + (238 − 168)·1 125·2,0 =</w:t>
+        <w:t>·К</w:t>
+      </w:r>
+      <w:proofErr w:type="spellEnd"/>
+      <w:r>
+        <w:rPr>
+          <w:lang w:val="ru-RU"/>
+        </w:rPr>
+        <w:t xml:space="preserve"> = 168·2,4107 + (238 − 168)·2,4107·2,0 =</w:t>
       </w:r>
     </w:p>
     <w:p>
@@ -2929,7 +3412,7 @@
         <w:rPr>
           <w:lang w:val="ru-RU"/>
         </w:rPr>
-        <w:t>= 189 000 + 70 · 2 250 = 189 000 + 157 500 = 346 500 р.</w:t>
+        <w:t>= 405,00 + 337,50 = 742,50 р.</w:t>
       </w:r>
     </w:p>
     <w:p>
@@ -2959,7 +3442,7 @@
         <w:rPr>
           <w:lang w:val="ru-RU"/>
         </w:rPr>
-        <w:t>По условиям (табл. 2.5, вариант 2): сдельный приработок — 400 000 р., премия за перевыполнение планового задания — 435 000 р.</w:t>
+        <w:t>По условиям (табл. 2.5, вариант 2): сдельный приработок — 400 р., премия за перевыполнение планового задания — 435 р. Часовые тарифные ставки членов бригады заданы в табл. 2.5 (3,3; 3,1; 3,1; 2,6; 2,6 р./ч) и соответствуют принятой тарифной ставке первого разряда 300 р.</w:t>
       </w:r>
     </w:p>
     <w:p>
@@ -2974,13 +3457,7 @@
         <w:rPr>
           <w:lang w:val="ru-RU"/>
         </w:rPr>
-        <w:t xml:space="preserve">1) </w:t>
-      </w:r>
-      <w:r>
-        <w:rPr>
-          <w:lang w:val="ru-RU"/>
-        </w:rPr>
-        <w:t>Определяем бригадный приработок:</w:t>
+        <w:t>1) Определяем бригадный приработок:</w:t>
       </w:r>
     </w:p>
     <w:p>
@@ -2996,7 +3473,15 @@
           <w:i/>
           <w:lang w:val="ru-RU"/>
         </w:rPr>
-        <w:t>П = П</w:t>
+        <w:t xml:space="preserve">П = </w:t>
+      </w:r>
+      <w:proofErr w:type="spellStart"/>
+      <w:r>
+        <w:rPr>
+          <w:i/>
+          <w:lang w:val="ru-RU"/>
+        </w:rPr>
+        <w:t>П</w:t>
       </w:r>
       <w:r>
         <w:rPr>
@@ -3006,12 +3491,21 @@
         </w:rPr>
         <w:t>сд</w:t>
       </w:r>
+      <w:proofErr w:type="spellEnd"/>
       <w:r>
         <w:rPr>
           <w:i/>
           <w:lang w:val="ru-RU"/>
         </w:rPr>
-        <w:t xml:space="preserve"> + П</w:t>
+        <w:t xml:space="preserve"> + </w:t>
+      </w:r>
+      <w:proofErr w:type="spellStart"/>
+      <w:r>
+        <w:rPr>
+          <w:i/>
+          <w:lang w:val="ru-RU"/>
+        </w:rPr>
+        <w:t>П</w:t>
       </w:r>
       <w:r>
         <w:rPr>
@@ -3021,11 +3515,12 @@
         </w:rPr>
         <w:t>пр</w:t>
       </w:r>
-      <w:r>
-        <w:rPr>
-          <w:lang w:val="ru-RU"/>
-        </w:rPr>
-        <w:t xml:space="preserve"> = 400 000 + 435 000 = 835 000 р.</w:t>
+      <w:proofErr w:type="spellEnd"/>
+      <w:r>
+        <w:rPr>
+          <w:lang w:val="ru-RU"/>
+        </w:rPr>
+        <w:t xml:space="preserve"> = 400 + 435 = 835 р.</w:t>
       </w:r>
     </w:p>
     <w:p>
@@ -3040,7 +3535,35 @@
         <w:rPr>
           <w:lang w:val="ru-RU"/>
         </w:rPr>
-        <w:t>2) Рассчитываем прямую заработную плату каждого члена бригады (З = Тч · Фф):</w:t>
+        <w:t xml:space="preserve">2) Рассчитываем прямую заработную плату каждого члена бригады (З = </w:t>
+      </w:r>
+      <w:proofErr w:type="spellStart"/>
+      <w:r>
+        <w:rPr>
+          <w:lang w:val="ru-RU"/>
+        </w:rPr>
+        <w:t>Тч</w:t>
+      </w:r>
+      <w:proofErr w:type="spellEnd"/>
+      <w:r>
+        <w:rPr>
+          <w:lang w:val="ru-RU"/>
+        </w:rPr>
+        <w:t xml:space="preserve"> · </w:t>
+      </w:r>
+      <w:proofErr w:type="spellStart"/>
+      <w:r>
+        <w:rPr>
+          <w:lang w:val="ru-RU"/>
+        </w:rPr>
+        <w:t>Фф</w:t>
+      </w:r>
+      <w:proofErr w:type="spellEnd"/>
+      <w:r>
+        <w:rPr>
+          <w:lang w:val="ru-RU"/>
+        </w:rPr>
+        <w:t>):</w:t>
       </w:r>
     </w:p>
     <w:p>
@@ -3070,7 +3593,7 @@
         <w:rPr>
           <w:lang w:val="ru-RU"/>
         </w:rPr>
-        <w:t xml:space="preserve"> = 3 359 · 168 = 564 312 р.</w:t>
+        <w:t xml:space="preserve"> = 3,3 · 168 = 554,4 р.</w:t>
       </w:r>
     </w:p>
     <w:p>
@@ -3100,7 +3623,7 @@
         <w:rPr>
           <w:lang w:val="ru-RU"/>
         </w:rPr>
-        <w:t xml:space="preserve"> = 3 046 · 176 = 536 096 р.</w:t>
+        <w:t xml:space="preserve"> = 3,1 · 176 = 545,6 р.</w:t>
       </w:r>
     </w:p>
     <w:p>
@@ -3117,14 +3640,7 @@
           <w:lang w:val="ru-RU"/>
         </w:rPr>
         <w:lastRenderedPageBreak/>
-        <w:t>Сидор</w:t>
-      </w:r>
-      <w:r>
-        <w:rPr>
-          <w:i/>
-          <w:lang w:val="ru-RU"/>
-        </w:rPr>
-        <w:t>ов С. С.:   З</w:t>
+        <w:t>Сидоров С. С.:   З</w:t>
       </w:r>
       <w:r>
         <w:rPr>
@@ -3138,7 +3654,7 @@
         <w:rPr>
           <w:lang w:val="ru-RU"/>
         </w:rPr>
-        <w:t xml:space="preserve"> = 3 046 · 168 = 511 728 р.</w:t>
+        <w:t xml:space="preserve"> = 3,1 · 168 = 520,8 р.</w:t>
       </w:r>
     </w:p>
     <w:p>
@@ -3168,7 +3684,7 @@
         <w:rPr>
           <w:lang w:val="ru-RU"/>
         </w:rPr>
-        <w:t xml:space="preserve"> = 2 636 · 176 = 463 936 р.</w:t>
+        <w:t xml:space="preserve"> = 2,6 · 176 = 457,6 р.</w:t>
       </w:r>
     </w:p>
     <w:p>
@@ -3198,7 +3714,7 @@
         <w:rPr>
           <w:lang w:val="ru-RU"/>
         </w:rPr>
-        <w:t xml:space="preserve"> = 2 636 · 160 = 421 760 р.</w:t>
+        <w:t xml:space="preserve"> = 2,6 · 160 = 416 р.</w:t>
       </w:r>
     </w:p>
     <w:p>
@@ -3222,7 +3738,7 @@
         <w:rPr>
           <w:lang w:val="ru-RU"/>
         </w:rPr>
-        <w:t>З = 2 497 832 р.</w:t>
+        <w:t>З = 2 494,4 р.</w:t>
       </w:r>
     </w:p>
     <w:p>
@@ -3237,7 +3753,21 @@
         <w:rPr>
           <w:lang w:val="ru-RU"/>
         </w:rPr>
-        <w:t>3) Рассчитываем заработную плату каждого члена бригады с учетом КТУ (Зр = З · КТУ):</w:t>
+        <w:t>3) Рассчитываем заработную плату каждого члена бригады с учетом КТУ (</w:t>
+      </w:r>
+      <w:proofErr w:type="spellStart"/>
+      <w:r>
+        <w:rPr>
+          <w:lang w:val="ru-RU"/>
+        </w:rPr>
+        <w:t>Зр</w:t>
+      </w:r>
+      <w:proofErr w:type="spellEnd"/>
+      <w:r>
+        <w:rPr>
+          <w:lang w:val="ru-RU"/>
+        </w:rPr>
+        <w:t xml:space="preserve"> = З · КТУ):</w:t>
       </w:r>
     </w:p>
     <w:p>
@@ -3267,7 +3797,7 @@
         <w:rPr>
           <w:lang w:val="ru-RU"/>
         </w:rPr>
-        <w:t xml:space="preserve"> = 564 312 · 1,2 = 677 174,4 р.</w:t>
+        <w:t xml:space="preserve"> = 554,4 · 1,2 = 665,28 р.</w:t>
       </w:r>
     </w:p>
     <w:p>
@@ -3297,7 +3827,7 @@
         <w:rPr>
           <w:lang w:val="ru-RU"/>
         </w:rPr>
-        <w:t xml:space="preserve"> = 536 096 · 1,5 = 804 144,0 р.</w:t>
+        <w:t xml:space="preserve"> = 545,6 · 1,5 = 818,4 р.</w:t>
       </w:r>
     </w:p>
     <w:p>
@@ -3327,7 +3857,7 @@
         <w:rPr>
           <w:lang w:val="ru-RU"/>
         </w:rPr>
-        <w:t xml:space="preserve"> = 511 728 · 1,1 = 562 900,8 р.</w:t>
+        <w:t xml:space="preserve"> = 520,8 · 1,1 = 572,88 р.</w:t>
       </w:r>
     </w:p>
     <w:p>
@@ -3357,7 +3887,7 @@
         <w:rPr>
           <w:lang w:val="ru-RU"/>
         </w:rPr>
-        <w:t xml:space="preserve"> = 463 936 · 1,3 = 603 116,8 р.</w:t>
+        <w:t xml:space="preserve"> = 457,6 · 1,3 = 594,88 р.</w:t>
       </w:r>
     </w:p>
     <w:p>
@@ -3387,13 +3917,7 @@
         <w:rPr>
           <w:lang w:val="ru-RU"/>
         </w:rPr>
-        <w:t xml:space="preserve"> = 421 760 · 0,9 = 379 584,0</w:t>
-      </w:r>
-      <w:r>
-        <w:rPr>
-          <w:lang w:val="ru-RU"/>
-        </w:rPr>
-        <w:t xml:space="preserve"> р.</w:t>
+        <w:t xml:space="preserve"> = 416 · 0,9 = 374,4 р.</w:t>
       </w:r>
     </w:p>
     <w:p>
@@ -3413,11 +3937,19 @@
       <w:r>
         <w:t>Σ</w:t>
       </w:r>
-      <w:r>
-        <w:rPr>
-          <w:lang w:val="ru-RU"/>
-        </w:rPr>
-        <w:t>Зр = 3 026 920 р.</w:t>
+      <w:proofErr w:type="spellStart"/>
+      <w:r>
+        <w:rPr>
+          <w:lang w:val="ru-RU"/>
+        </w:rPr>
+        <w:t>Зр</w:t>
+      </w:r>
+      <w:proofErr w:type="spellEnd"/>
+      <w:r>
+        <w:rPr>
+          <w:lang w:val="ru-RU"/>
+        </w:rPr>
+        <w:t xml:space="preserve"> = 3 025,84 р.</w:t>
       </w:r>
     </w:p>
     <w:p>
@@ -3443,6 +3975,7 @@
           <w:lang w:val="ru-RU"/>
         </w:rPr>
       </w:pPr>
+      <w:proofErr w:type="spellStart"/>
       <w:r>
         <w:rPr>
           <w:i/>
@@ -3458,6 +3991,7 @@
         </w:rPr>
         <w:t>пр</w:t>
       </w:r>
+      <w:proofErr w:type="spellEnd"/>
       <w:r>
         <w:rPr>
           <w:i/>
@@ -3471,6 +4005,7 @@
         </w:rPr>
         <w:t>Σ</w:t>
       </w:r>
+      <w:proofErr w:type="spellStart"/>
       <w:r>
         <w:rPr>
           <w:i/>
@@ -3486,11 +4021,12 @@
         </w:rPr>
         <w:t>р</w:t>
       </w:r>
-      <w:r>
-        <w:rPr>
-          <w:lang w:val="ru-RU"/>
-        </w:rPr>
-        <w:t xml:space="preserve"> = 835 000 / 3 026 920 = 0,276.</w:t>
+      <w:proofErr w:type="spellEnd"/>
+      <w:r>
+        <w:rPr>
+          <w:lang w:val="ru-RU"/>
+        </w:rPr>
+        <w:t xml:space="preserve"> = 835 / 3 025,84 = 0,276.</w:t>
       </w:r>
     </w:p>
     <w:p>
@@ -3505,7 +4041,35 @@
         <w:rPr>
           <w:lang w:val="ru-RU"/>
         </w:rPr>
-        <w:t>5) Рассчитываем заработную плату каждого члена бригады по формуле (2.12) З = Зпрям + Кпр·Зр:</w:t>
+        <w:t xml:space="preserve">5) Рассчитываем заработную плату каждого члена бригады по формуле (2.12) З = </w:t>
+      </w:r>
+      <w:proofErr w:type="spellStart"/>
+      <w:r>
+        <w:rPr>
+          <w:lang w:val="ru-RU"/>
+        </w:rPr>
+        <w:t>Зпрям</w:t>
+      </w:r>
+      <w:proofErr w:type="spellEnd"/>
+      <w:r>
+        <w:rPr>
+          <w:lang w:val="ru-RU"/>
+        </w:rPr>
+        <w:t xml:space="preserve"> + </w:t>
+      </w:r>
+      <w:proofErr w:type="spellStart"/>
+      <w:r>
+        <w:rPr>
+          <w:lang w:val="ru-RU"/>
+        </w:rPr>
+        <w:t>Кпр·Зр</w:t>
+      </w:r>
+      <w:proofErr w:type="spellEnd"/>
+      <w:r>
+        <w:rPr>
+          <w:lang w:val="ru-RU"/>
+        </w:rPr>
+        <w:t>:</w:t>
       </w:r>
     </w:p>
     <w:p>
@@ -3535,7 +4099,7 @@
         <w:rPr>
           <w:lang w:val="ru-RU"/>
         </w:rPr>
-        <w:t xml:space="preserve"> = 564 312 + 0,276 · 677 174,4 = 751 116 р.</w:t>
+        <w:t xml:space="preserve"> = 554,4 + 0,276 · 665,28 = 738,02 р.</w:t>
       </w:r>
     </w:p>
     <w:p>
@@ -3565,7 +4129,7 @@
         <w:rPr>
           <w:lang w:val="ru-RU"/>
         </w:rPr>
-        <w:t xml:space="preserve"> = 536 096 + 0,276 · 804 144,0 = 757 926 р.</w:t>
+        <w:t xml:space="preserve"> = 545,6 + 0,276 · 818,4 = 771,48 р.</w:t>
       </w:r>
     </w:p>
     <w:p>
@@ -3595,7 +4159,7 @@
         <w:rPr>
           <w:lang w:val="ru-RU"/>
         </w:rPr>
-        <w:t xml:space="preserve"> = 511 728 + 0,276 · 562 900,8 = 667 009 р.</w:t>
+        <w:t xml:space="preserve"> = 520,8 + 0,276 · 572,88 = 678,91 р.</w:t>
       </w:r>
     </w:p>
     <w:p>
@@ -3625,7 +4189,7 @@
         <w:rPr>
           <w:lang w:val="ru-RU"/>
         </w:rPr>
-        <w:t xml:space="preserve"> = 463 936 + 0,276 · 603 116,8 = 630 311 р.</w:t>
+        <w:t xml:space="preserve"> = 457,6 + 0,276 · 594,88 = 621,79 р.</w:t>
       </w:r>
     </w:p>
     <w:p>
@@ -3655,7 +4219,7 @@
         <w:rPr>
           <w:lang w:val="ru-RU"/>
         </w:rPr>
-        <w:t xml:space="preserve"> = 421 760 + 0,276 · 379 584,0 = 526 471 р.</w:t>
+        <w:t xml:space="preserve"> = 416 + 0,276 · 374,4 = 519,33 р.</w:t>
       </w:r>
     </w:p>
     <w:p>
@@ -3694,13 +4258,23 @@
               <w:spacing w:before="40" w:after="40" w:line="240" w:lineRule="auto"/>
               <w:jc w:val="center"/>
             </w:pPr>
+            <w:proofErr w:type="spellStart"/>
             <w:r>
               <w:rPr>
                 <w:b/>
                 <w:sz w:val="24"/>
               </w:rPr>
-              <w:t xml:space="preserve">Член </w:t>
+              <w:t>Член</w:t>
             </w:r>
+            <w:proofErr w:type="spellEnd"/>
+            <w:r>
+              <w:rPr>
+                <w:b/>
+                <w:sz w:val="24"/>
+              </w:rPr>
+              <w:t xml:space="preserve"> </w:t>
+            </w:r>
+            <w:proofErr w:type="spellStart"/>
             <w:r>
               <w:rPr>
                 <w:b/>
@@ -3709,6 +4283,7 @@
               <w:lastRenderedPageBreak/>
               <w:t>бригады</w:t>
             </w:r>
+            <w:proofErr w:type="spellEnd"/>
           </w:p>
         </w:tc>
         <w:tc>
@@ -3789,7 +4364,25 @@
                 <w:lang w:val="ru-RU"/>
               </w:rPr>
               <w:lastRenderedPageBreak/>
-              <w:t>плата с учетом КТУ Зр, р.</w:t>
+              <w:t xml:space="preserve">плата с учетом КТУ </w:t>
+            </w:r>
+            <w:proofErr w:type="spellStart"/>
+            <w:r>
+              <w:rPr>
+                <w:b/>
+                <w:sz w:val="24"/>
+                <w:lang w:val="ru-RU"/>
+              </w:rPr>
+              <w:t>Зр</w:t>
+            </w:r>
+            <w:proofErr w:type="spellEnd"/>
+            <w:r>
+              <w:rPr>
+                <w:b/>
+                <w:sz w:val="24"/>
+                <w:lang w:val="ru-RU"/>
+              </w:rPr>
+              <w:t>, р.</w:t>
             </w:r>
           </w:p>
         </w:tc>
@@ -3821,7 +4414,25 @@
                 <w:lang w:val="ru-RU"/>
               </w:rPr>
               <w:lastRenderedPageBreak/>
-              <w:t>часть Кпр·Зр, р.</w:t>
+              <w:t xml:space="preserve">часть </w:t>
+            </w:r>
+            <w:proofErr w:type="spellStart"/>
+            <w:r>
+              <w:rPr>
+                <w:b/>
+                <w:sz w:val="24"/>
+                <w:lang w:val="ru-RU"/>
+              </w:rPr>
+              <w:t>Кпр·Зр</w:t>
+            </w:r>
+            <w:proofErr w:type="spellEnd"/>
+            <w:r>
+              <w:rPr>
+                <w:b/>
+                <w:sz w:val="24"/>
+                <w:lang w:val="ru-RU"/>
+              </w:rPr>
+              <w:t>, р.</w:t>
             </w:r>
           </w:p>
         </w:tc>
@@ -3871,12 +4482,20 @@
               <w:spacing w:before="40" w:after="40" w:line="240" w:lineRule="auto"/>
               <w:jc w:val="center"/>
             </w:pPr>
+            <w:proofErr w:type="spellStart"/>
             <w:r>
               <w:rPr>
                 <w:sz w:val="24"/>
               </w:rPr>
               <w:lastRenderedPageBreak/>
-              <w:t>Иванов И. И.</w:t>
+              <w:t>Иванов</w:t>
+            </w:r>
+            <w:proofErr w:type="spellEnd"/>
+            <w:r>
+              <w:rPr>
+                <w:sz w:val="24"/>
+              </w:rPr>
+              <w:t xml:space="preserve"> И. И.</w:t>
             </w:r>
           </w:p>
         </w:tc>
@@ -3893,7 +4512,7 @@
               <w:rPr>
                 <w:sz w:val="24"/>
               </w:rPr>
-              <w:t>564 312</w:t>
+              <w:t>554,4</w:t>
             </w:r>
           </w:p>
         </w:tc>
@@ -3927,7 +4546,7 @@
               <w:rPr>
                 <w:sz w:val="24"/>
               </w:rPr>
-              <w:t>677 174,4</w:t>
+              <w:t>665,28</w:t>
             </w:r>
           </w:p>
         </w:tc>
@@ -3944,7 +4563,7 @@
               <w:rPr>
                 <w:sz w:val="24"/>
               </w:rPr>
-              <w:t>186 804</w:t>
+              <w:t>183,62</w:t>
             </w:r>
           </w:p>
         </w:tc>
@@ -3961,7 +4580,7 @@
               <w:rPr>
                 <w:sz w:val="24"/>
               </w:rPr>
-              <w:t>751 116</w:t>
+              <w:t>738,02</w:t>
             </w:r>
           </w:p>
         </w:tc>
@@ -3979,17 +4598,19 @@
               <w:spacing w:before="40" w:after="40" w:line="240" w:lineRule="auto"/>
               <w:jc w:val="center"/>
             </w:pPr>
+            <w:proofErr w:type="spellStart"/>
             <w:r>
               <w:rPr>
                 <w:sz w:val="24"/>
               </w:rPr>
-              <w:t xml:space="preserve">Петров П. </w:t>
+              <w:t>Петров</w:t>
             </w:r>
+            <w:proofErr w:type="spellEnd"/>
             <w:r>
               <w:rPr>
                 <w:sz w:val="24"/>
               </w:rPr>
-              <w:t>П.</w:t>
+              <w:t xml:space="preserve"> П. П.</w:t>
             </w:r>
           </w:p>
         </w:tc>
@@ -4006,7 +4627,7 @@
               <w:rPr>
                 <w:sz w:val="24"/>
               </w:rPr>
-              <w:t>536 096</w:t>
+              <w:t>545,6</w:t>
             </w:r>
           </w:p>
         </w:tc>
@@ -4040,7 +4661,7 @@
               <w:rPr>
                 <w:sz w:val="24"/>
               </w:rPr>
-              <w:t>804 144,0</w:t>
+              <w:t>818,4</w:t>
             </w:r>
           </w:p>
         </w:tc>
@@ -4057,7 +4678,7 @@
               <w:rPr>
                 <w:sz w:val="24"/>
               </w:rPr>
-              <w:t>221 830</w:t>
+              <w:t>225,88</w:t>
             </w:r>
           </w:p>
         </w:tc>
@@ -4074,7 +4695,7 @@
               <w:rPr>
                 <w:sz w:val="24"/>
               </w:rPr>
-              <w:t>757 926</w:t>
+              <w:t>771,48</w:t>
             </w:r>
           </w:p>
         </w:tc>
@@ -4092,11 +4713,19 @@
               <w:spacing w:before="40" w:after="40" w:line="240" w:lineRule="auto"/>
               <w:jc w:val="center"/>
             </w:pPr>
+            <w:proofErr w:type="spellStart"/>
             <w:r>
               <w:rPr>
                 <w:sz w:val="24"/>
               </w:rPr>
-              <w:t>Сидоров С. С.</w:t>
+              <w:t>Сидоров</w:t>
+            </w:r>
+            <w:proofErr w:type="spellEnd"/>
+            <w:r>
+              <w:rPr>
+                <w:sz w:val="24"/>
+              </w:rPr>
+              <w:t xml:space="preserve"> С. С.</w:t>
             </w:r>
           </w:p>
         </w:tc>
@@ -4113,7 +4742,7 @@
               <w:rPr>
                 <w:sz w:val="24"/>
               </w:rPr>
-              <w:t>511 728</w:t>
+              <w:t>520,8</w:t>
             </w:r>
           </w:p>
         </w:tc>
@@ -4147,7 +4776,7 @@
               <w:rPr>
                 <w:sz w:val="24"/>
               </w:rPr>
-              <w:t>562 900,8</w:t>
+              <w:t>572,88</w:t>
             </w:r>
           </w:p>
         </w:tc>
@@ -4164,7 +4793,7 @@
               <w:rPr>
                 <w:sz w:val="24"/>
               </w:rPr>
-              <w:t>155 281</w:t>
+              <w:t>158,11</w:t>
             </w:r>
           </w:p>
         </w:tc>
@@ -4181,7 +4810,7 @@
               <w:rPr>
                 <w:sz w:val="24"/>
               </w:rPr>
-              <w:t>667 009</w:t>
+              <w:t>678,91</w:t>
             </w:r>
           </w:p>
         </w:tc>
@@ -4199,11 +4828,19 @@
               <w:spacing w:before="40" w:after="40" w:line="240" w:lineRule="auto"/>
               <w:jc w:val="center"/>
             </w:pPr>
+            <w:proofErr w:type="spellStart"/>
             <w:r>
               <w:rPr>
                 <w:sz w:val="24"/>
               </w:rPr>
-              <w:t>Андреев А. А.</w:t>
+              <w:t>Андреев</w:t>
+            </w:r>
+            <w:proofErr w:type="spellEnd"/>
+            <w:r>
+              <w:rPr>
+                <w:sz w:val="24"/>
+              </w:rPr>
+              <w:t xml:space="preserve"> А. А.</w:t>
             </w:r>
           </w:p>
         </w:tc>
@@ -4220,7 +4857,7 @@
               <w:rPr>
                 <w:sz w:val="24"/>
               </w:rPr>
-              <w:t>463 936</w:t>
+              <w:t>457,6</w:t>
             </w:r>
           </w:p>
         </w:tc>
@@ -4254,7 +4891,7 @@
               <w:rPr>
                 <w:sz w:val="24"/>
               </w:rPr>
-              <w:t>603 116,8</w:t>
+              <w:t>594,88</w:t>
             </w:r>
           </w:p>
         </w:tc>
@@ -4271,7 +4908,7 @@
               <w:rPr>
                 <w:sz w:val="24"/>
               </w:rPr>
-              <w:t>166 375</w:t>
+              <w:t>164,19</w:t>
             </w:r>
           </w:p>
         </w:tc>
@@ -4288,7 +4925,7 @@
               <w:rPr>
                 <w:sz w:val="24"/>
               </w:rPr>
-              <w:t>630 311</w:t>
+              <w:t>621,79</w:t>
             </w:r>
           </w:p>
         </w:tc>
@@ -4306,11 +4943,19 @@
               <w:spacing w:before="40" w:after="40" w:line="240" w:lineRule="auto"/>
               <w:jc w:val="center"/>
             </w:pPr>
+            <w:proofErr w:type="spellStart"/>
             <w:r>
               <w:rPr>
                 <w:sz w:val="24"/>
               </w:rPr>
-              <w:t>Федоров Ф. Ф.</w:t>
+              <w:t>Федоров</w:t>
+            </w:r>
+            <w:proofErr w:type="spellEnd"/>
+            <w:r>
+              <w:rPr>
+                <w:sz w:val="24"/>
+              </w:rPr>
+              <w:t xml:space="preserve"> Ф. Ф.</w:t>
             </w:r>
           </w:p>
         </w:tc>
@@ -4327,7 +4972,7 @@
               <w:rPr>
                 <w:sz w:val="24"/>
               </w:rPr>
-              <w:t>421 760</w:t>
+              <w:t>416</w:t>
             </w:r>
           </w:p>
         </w:tc>
@@ -4361,7 +5006,7 @@
               <w:rPr>
                 <w:sz w:val="24"/>
               </w:rPr>
-              <w:t>379 584,0</w:t>
+              <w:t>374,4</w:t>
             </w:r>
           </w:p>
         </w:tc>
@@ -4378,7 +5023,7 @@
               <w:rPr>
                 <w:sz w:val="24"/>
               </w:rPr>
-              <w:t>104 711</w:t>
+              <w:t>103,33</w:t>
             </w:r>
           </w:p>
         </w:tc>
@@ -4395,7 +5040,7 @@
               <w:rPr>
                 <w:sz w:val="24"/>
               </w:rPr>
-              <w:t>526 471</w:t>
+              <w:t>519,33</w:t>
             </w:r>
           </w:p>
         </w:tc>
@@ -4413,12 +5058,14 @@
               <w:spacing w:before="40" w:after="40" w:line="240" w:lineRule="auto"/>
               <w:jc w:val="center"/>
             </w:pPr>
+            <w:proofErr w:type="spellStart"/>
             <w:r>
               <w:rPr>
                 <w:sz w:val="24"/>
               </w:rPr>
               <w:t>Итого</w:t>
             </w:r>
+            <w:proofErr w:type="spellEnd"/>
           </w:p>
         </w:tc>
         <w:tc>
@@ -4434,7 +5081,7 @@
               <w:rPr>
                 <w:sz w:val="24"/>
               </w:rPr>
-              <w:t>2 497 832</w:t>
+              <w:t>2 494,4</w:t>
             </w:r>
           </w:p>
         </w:tc>
@@ -4468,7 +5115,7 @@
               <w:rPr>
                 <w:sz w:val="24"/>
               </w:rPr>
-              <w:t>3 026 920,0</w:t>
+              <w:t>3 025,84</w:t>
             </w:r>
           </w:p>
         </w:tc>
@@ -4485,7 +5132,7 @@
               <w:rPr>
                 <w:sz w:val="24"/>
               </w:rPr>
-              <w:t>835 001</w:t>
+              <w:t>835,13</w:t>
             </w:r>
           </w:p>
         </w:tc>
@@ -4502,7 +5149,7 @@
               <w:rPr>
                 <w:sz w:val="24"/>
               </w:rPr>
-              <w:t>3 332 833</w:t>
+              <w:t>3 329,53</w:t>
             </w:r>
           </w:p>
         </w:tc>
@@ -4539,11 +5186,33 @@
       <w:r>
         <w:t>Σ</w:t>
       </w:r>
-      <w:r>
-        <w:rPr>
-          <w:lang w:val="ru-RU"/>
-        </w:rPr>
-        <w:t>Зпрям + П = 2 497 832 + 835 000 = 3 332 832 р. (небольшое расхождение с таблицей обусловлено округлением коэффициента Кпр).</w:t>
+      <w:proofErr w:type="spellStart"/>
+      <w:r>
+        <w:rPr>
+          <w:lang w:val="ru-RU"/>
+        </w:rPr>
+        <w:t>Зпрям</w:t>
+      </w:r>
+      <w:proofErr w:type="spellEnd"/>
+      <w:r>
+        <w:rPr>
+          <w:lang w:val="ru-RU"/>
+        </w:rPr>
+        <w:t xml:space="preserve"> + П = 2 494,4 + 835 = 3 329,4 р. (небольшое расхождение с таблицей обусловлено округлением коэффициента </w:t>
+      </w:r>
+      <w:proofErr w:type="spellStart"/>
+      <w:r>
+        <w:rPr>
+          <w:lang w:val="ru-RU"/>
+        </w:rPr>
+        <w:t>Кпр</w:t>
+      </w:r>
+      <w:proofErr w:type="spellEnd"/>
+      <w:r>
+        <w:rPr>
+          <w:lang w:val="ru-RU"/>
+        </w:rPr>
+        <w:t>).</w:t>
       </w:r>
     </w:p>
     <w:p>
@@ -4573,13 +5242,7 @@
         <w:rPr>
           <w:lang w:val="ru-RU"/>
         </w:rPr>
-        <w:t>В ходе выполнения лабораторной работы изучены формы и системы оплаты труда, применяемые на предприятиях Рес</w:t>
-      </w:r>
-      <w:r>
-        <w:rPr>
-          <w:lang w:val="ru-RU"/>
-        </w:rPr>
-        <w:t>публики Беларусь, и приобретены навыки расчета заработной платы.</w:t>
+        <w:t>В ходе выполнения лабораторной работы изучены формы и системы оплаты труда, применяемые на предприятиях Республики Беларусь, и приобретены навыки расчета заработной платы.</w:t>
       </w:r>
     </w:p>
     <w:p>
@@ -4594,7 +5257,7 @@
         <w:rPr>
           <w:lang w:val="ru-RU"/>
         </w:rPr>
-        <w:t>Для варианта 2 рассчитаны: часовая тарифная ставка основного рабочего 3-го разряда — 1 125 р./ч; сдельная расценка за единицу продукции — 1 125 р./шт.</w:t>
+        <w:t>Для варианта 2 рассчитаны: часовая тарифная ставка основного рабочего 3-го разряда — 2,41 р./ч; сдельная расценка за единицу продукции — 2,41 р./шт.</w:t>
       </w:r>
     </w:p>
     <w:p>
@@ -4609,19 +5272,7 @@
         <w:rPr>
           <w:lang w:val="ru-RU"/>
         </w:rPr>
-        <w:t>Сравнение рассчитанных величин заработка</w:t>
-      </w:r>
-      <w:r>
-        <w:rPr>
-          <w:lang w:val="ru-RU"/>
-        </w:rPr>
-        <w:t xml:space="preserve"> основного рабочего: простая повременная система — 198 000 р.; повременно-премиальная — 257 400 р.; прямая сдельная — 267 750 р.; сдельно-премиальная — 305 235 р.; сдельно-прогрессивная — 346 500 р. Наибольший заработок достигается при сдельно-прогрессивно</w:t>
-      </w:r>
-      <w:r>
-        <w:rPr>
-          <w:lang w:val="ru-RU"/>
-        </w:rPr>
-        <w:t>й системе, так как продукция, выпущенная сверх плана (перевыполнение плана составило 41,7 %), оплачивается по расценкам, увеличенным на 100 %. Это подтверждает стимулирующую роль данной системы в росте производительности труда.</w:t>
+        <w:t>Сравнение рассчитанных величин заработка основного рабочего: простая повременная система — 424,28 р.; повременно-премиальная — 551,56 р.; прямая сдельная — 573,75 р.; сдельно-премиальная — 654,08 р.; сдельно-прогрессивная — 742,50 р. Наибольший заработок достигается при сдельно-прогрессивной системе, так как продукция, выпущенная сверх плана (перевыполнение плана составило 41,7 %), оплачивается по расценкам, увеличенным на 100 %. Это подтверждает стимулирующую роль данной системы в росте производительности труда.</w:t>
       </w:r>
     </w:p>
     <w:p>
@@ -4636,26 +5287,14 @@
         <w:rPr>
           <w:lang w:val="ru-RU"/>
         </w:rPr>
-        <w:t>Расчет заработной платы член</w:t>
-      </w:r>
-      <w:r>
-        <w:rPr>
-          <w:lang w:val="ru-RU"/>
-        </w:rPr>
-        <w:t xml:space="preserve">ов бригады с применением коэффициента трудового участия показал, что распределение коллективного заработка позволяет учесть личный вклад каждого работника: наибольшую заработную плату получил </w:t>
+        <w:t xml:space="preserve">Расчет заработной платы членов бригады с применением коэффициента трудового участия показал, что распределение коллективного заработка позволяет учесть личный вклад каждого работника: наибольшую заработную плату получил </w:t>
       </w:r>
       <w:r>
         <w:rPr>
           <w:lang w:val="ru-RU"/>
         </w:rPr>
         <w:lastRenderedPageBreak/>
-        <w:t>Петров П. П. (757 926 р.) за счет максимальной выработки и высок</w:t>
-      </w:r>
-      <w:r>
-        <w:rPr>
-          <w:lang w:val="ru-RU"/>
-        </w:rPr>
-        <w:t>ого КТУ 1,5, наименьшую — Федоров Ф. Ф. (526 471 р.).</w:t>
+        <w:t>Петров П. П. (771,48 р.) за счет максимальной выработки и высокого КТУ 1,5, наименьшую — Федоров Ф. Ф. (519,33 р.).</w:t>
       </w:r>
     </w:p>
     <w:p>
@@ -4670,879 +5309,7 @@
         <w:rPr>
           <w:lang w:val="ru-RU"/>
         </w:rPr>
-        <w:t>Таким образом, цель лабораторной работы достигнута: рассчитана заработная плата основного рабочего и членов бригады с использованием различных форм и систем оплаты труда в соответствии с исходными данны</w:t>
-      </w:r>
-      <w:r>
-        <w:rPr>
-          <w:lang w:val="ru-RU"/>
-        </w:rPr>
-        <w:t>ми варианта 2.</w:t>
-      </w:r>
-    </w:p>
-    <w:p>
-      <w:pPr>
-        <w:spacing w:before="120" w:after="80"/>
-        <w:rPr>
-          <w:lang w:val="ru-RU"/>
-        </w:rPr>
-      </w:pPr>
-      <w:r>
-        <w:rPr>
-          <w:b/>
-          <w:lang w:val="ru-RU"/>
-        </w:rPr>
-        <w:t>5 ОТВЕТЫ НА КОНТРОЛЬНЫЕ ВОПРОСЫ</w:t>
-      </w:r>
-    </w:p>
-    <w:p>
-      <w:pPr>
-        <w:jc w:val="both"/>
-        <w:rPr>
-          <w:lang w:val="ru-RU"/>
-        </w:rPr>
-      </w:pPr>
-      <w:r>
-        <w:rPr>
-          <w:b/>
-          <w:lang w:val="ru-RU"/>
-        </w:rPr>
-        <w:t>1. В чем сущность заработной платы?</w:t>
-      </w:r>
-    </w:p>
-    <w:p>
-      <w:pPr>
-        <w:ind w:firstLine="709"/>
-        <w:jc w:val="both"/>
-        <w:rPr>
-          <w:lang w:val="ru-RU"/>
-        </w:rPr>
-      </w:pPr>
-      <w:r>
-        <w:rPr>
-          <w:lang w:val="ru-RU"/>
-        </w:rPr>
-        <w:t>Заработная плата — это совокупность вознаграждений в денежной или натуральной форме за фактически выполненную работу, произведенную продукцию или отработанное время. Она пре</w:t>
-      </w:r>
-      <w:r>
-        <w:rPr>
-          <w:lang w:val="ru-RU"/>
-        </w:rPr>
-        <w:t>дставляет собой основной источник дохода работника и главный стимул к труду, а для предприятия — элемент затрат на производство.</w:t>
-      </w:r>
-    </w:p>
-    <w:p>
-      <w:pPr>
-        <w:jc w:val="both"/>
-        <w:rPr>
-          <w:lang w:val="ru-RU"/>
-        </w:rPr>
-      </w:pPr>
-      <w:r>
-        <w:rPr>
-          <w:b/>
-          <w:lang w:val="ru-RU"/>
-        </w:rPr>
-        <w:t>2. Что такое тарифная система?</w:t>
-      </w:r>
-    </w:p>
-    <w:p>
-      <w:pPr>
-        <w:ind w:firstLine="709"/>
-        <w:jc w:val="both"/>
-        <w:rPr>
-          <w:lang w:val="ru-RU"/>
-        </w:rPr>
-      </w:pPr>
-      <w:r>
-        <w:rPr>
-          <w:lang w:val="ru-RU"/>
-        </w:rPr>
-        <w:t>Тарифная система оплаты труда — это совокупность норм и нормативов, обеспечивающих дифференциаци</w:t>
-      </w:r>
-      <w:r>
-        <w:rPr>
-          <w:lang w:val="ru-RU"/>
-        </w:rPr>
-        <w:t>ю оплаты труда исходя из условий и характера труда, сложности выполняемых работ, а также отрасли производства.</w:t>
-      </w:r>
-    </w:p>
-    <w:p>
-      <w:pPr>
-        <w:jc w:val="both"/>
-        <w:rPr>
-          <w:lang w:val="ru-RU"/>
-        </w:rPr>
-      </w:pPr>
-      <w:r>
-        <w:rPr>
-          <w:b/>
-          <w:lang w:val="ru-RU"/>
-        </w:rPr>
-        <w:t>3. Какие элементы включает тарифная система?</w:t>
-      </w:r>
-    </w:p>
-    <w:p>
-      <w:pPr>
-        <w:ind w:firstLine="709"/>
-        <w:jc w:val="both"/>
-        <w:rPr>
-          <w:lang w:val="ru-RU"/>
-        </w:rPr>
-      </w:pPr>
-      <w:r>
-        <w:rPr>
-          <w:lang w:val="ru-RU"/>
-        </w:rPr>
-        <w:t xml:space="preserve">Тарифная система (республиканская) включает: Общегосударственный классификатор Республики </w:t>
-      </w:r>
-      <w:r>
-        <w:rPr>
-          <w:lang w:val="ru-RU"/>
-        </w:rPr>
-        <w:t>Беларусь «Профессии рабочих и должности служащих» (ОКПД); Единый тарифно-квалификационный справочник работ и профессий рабочих (ЕТКС); Единую тарифную сетку (ЕТС); тарифную ставку первого разряда; районные коэффициенты и надбавки.</w:t>
-      </w:r>
-    </w:p>
-    <w:p>
-      <w:pPr>
-        <w:jc w:val="both"/>
-        <w:rPr>
-          <w:lang w:val="ru-RU"/>
-        </w:rPr>
-      </w:pPr>
-      <w:r>
-        <w:rPr>
-          <w:b/>
-          <w:lang w:val="ru-RU"/>
-        </w:rPr>
-        <w:t xml:space="preserve">4. Что такое </w:t>
-      </w:r>
-      <w:r>
-        <w:rPr>
-          <w:b/>
-          <w:lang w:val="ru-RU"/>
-        </w:rPr>
-        <w:t>тарифная ставка?</w:t>
-      </w:r>
-    </w:p>
-    <w:p>
-      <w:pPr>
-        <w:ind w:firstLine="709"/>
-        <w:jc w:val="both"/>
-        <w:rPr>
-          <w:lang w:val="ru-RU"/>
-        </w:rPr>
-      </w:pPr>
-      <w:r>
-        <w:rPr>
-          <w:lang w:val="ru-RU"/>
-        </w:rPr>
-        <w:t>Тарифная ставка — это выраженный в денежной форме абсолютный размер оплаты труда в единицу рабочего времени (час, день, месяц). Различают часовые, дневные и месячные тарифные ставки.</w:t>
-      </w:r>
-    </w:p>
-    <w:p>
-      <w:pPr>
-        <w:jc w:val="both"/>
-        <w:rPr>
-          <w:lang w:val="ru-RU"/>
-        </w:rPr>
-      </w:pPr>
-      <w:r>
-        <w:rPr>
-          <w:b/>
-          <w:lang w:val="ru-RU"/>
-        </w:rPr>
-        <w:t>5. Что показывает тарифный коэффициент?</w:t>
-      </w:r>
-    </w:p>
-    <w:p>
-      <w:pPr>
-        <w:ind w:firstLine="709"/>
-        <w:jc w:val="both"/>
-        <w:rPr>
-          <w:lang w:val="ru-RU"/>
-        </w:rPr>
-      </w:pPr>
-      <w:r>
-        <w:rPr>
-          <w:lang w:val="ru-RU"/>
-        </w:rPr>
-        <w:lastRenderedPageBreak/>
-        <w:t>Тарифный коэффиц</w:t>
-      </w:r>
-      <w:r>
-        <w:rPr>
-          <w:lang w:val="ru-RU"/>
-        </w:rPr>
-        <w:t>иент показывает, во сколько раз тарифные ставки второго и последующих разрядов выше тарифной ставки первого разряда. Тарифный разряд характеризует уровень квалификации работника.</w:t>
-      </w:r>
-    </w:p>
-    <w:p>
-      <w:pPr>
-        <w:jc w:val="both"/>
-        <w:rPr>
-          <w:lang w:val="ru-RU"/>
-        </w:rPr>
-      </w:pPr>
-      <w:r>
-        <w:rPr>
-          <w:b/>
-          <w:lang w:val="ru-RU"/>
-        </w:rPr>
-        <w:t>6. Как рассчитывается тарифная ставка?</w:t>
-      </w:r>
-    </w:p>
-    <w:p>
-      <w:pPr>
-        <w:ind w:firstLine="709"/>
-        <w:jc w:val="both"/>
-        <w:rPr>
-          <w:lang w:val="ru-RU"/>
-        </w:rPr>
-      </w:pPr>
-      <w:r>
-        <w:rPr>
-          <w:lang w:val="ru-RU"/>
-        </w:rPr>
-        <w:t xml:space="preserve">Месячная тарифная ставка работника </w:t>
-      </w:r>
-      <w:r>
-        <w:t>n</w:t>
-      </w:r>
-      <w:r>
-        <w:rPr>
-          <w:lang w:val="ru-RU"/>
-        </w:rPr>
-        <w:t>-г</w:t>
-      </w:r>
-      <w:r>
-        <w:rPr>
-          <w:lang w:val="ru-RU"/>
-        </w:rPr>
-        <w:t>о разряда определяется по формуле Тм(</w:t>
-      </w:r>
-      <w:r>
-        <w:t>n</w:t>
-      </w:r>
-      <w:r>
-        <w:rPr>
-          <w:lang w:val="ru-RU"/>
-        </w:rPr>
-        <w:t>) = Тм(1)·Кт(</w:t>
-      </w:r>
-      <w:r>
-        <w:t>n</w:t>
-      </w:r>
-      <w:r>
-        <w:rPr>
-          <w:lang w:val="ru-RU"/>
-        </w:rPr>
-        <w:t>), где Тм(1) — месячная тарифная ставка первого разряда, Кт(</w:t>
-      </w:r>
-      <w:r>
-        <w:t>n</w:t>
-      </w:r>
-      <w:r>
-        <w:rPr>
-          <w:lang w:val="ru-RU"/>
-        </w:rPr>
-        <w:t xml:space="preserve">) — тарифный коэффициент </w:t>
-      </w:r>
-      <w:r>
-        <w:t>n</w:t>
-      </w:r>
-      <w:r>
-        <w:rPr>
-          <w:lang w:val="ru-RU"/>
-        </w:rPr>
-        <w:t>-го разряда. Дневная и часовая тарифные ставки получаются делением месячной ставки на эффективный месячный фонд рабоч</w:t>
-      </w:r>
-      <w:r>
-        <w:rPr>
-          <w:lang w:val="ru-RU"/>
-        </w:rPr>
-        <w:t>его времени в днях и часах соответственно.</w:t>
-      </w:r>
-    </w:p>
-    <w:p>
-      <w:pPr>
-        <w:jc w:val="both"/>
-        <w:rPr>
-          <w:lang w:val="ru-RU"/>
-        </w:rPr>
-      </w:pPr>
-      <w:r>
-        <w:rPr>
-          <w:b/>
-          <w:lang w:val="ru-RU"/>
-        </w:rPr>
-        <w:t>7. Назовите формы заработной платы.</w:t>
-      </w:r>
-    </w:p>
-    <w:p>
-      <w:pPr>
-        <w:ind w:firstLine="709"/>
-        <w:jc w:val="both"/>
-        <w:rPr>
-          <w:lang w:val="ru-RU"/>
-        </w:rPr>
-      </w:pPr>
-      <w:r>
-        <w:rPr>
-          <w:lang w:val="ru-RU"/>
-        </w:rPr>
-        <w:t>Применяются две формы оплаты труда: повременная (заработная плата начисляется исходя из количества отработанного времени) и сдельная (исходя из количества и качества изготовленн</w:t>
-      </w:r>
-      <w:r>
-        <w:rPr>
-          <w:lang w:val="ru-RU"/>
-        </w:rPr>
-        <w:t>ой продукции или объема выполненных работ).</w:t>
-      </w:r>
-    </w:p>
-    <w:p>
-      <w:pPr>
-        <w:jc w:val="both"/>
-        <w:rPr>
-          <w:lang w:val="ru-RU"/>
-        </w:rPr>
-      </w:pPr>
-      <w:r>
-        <w:rPr>
-          <w:b/>
-          <w:lang w:val="ru-RU"/>
-        </w:rPr>
-        <w:t>8. Назовите системы повременной формы оплаты труда.</w:t>
-      </w:r>
-    </w:p>
-    <w:p>
-      <w:pPr>
-        <w:ind w:firstLine="709"/>
-        <w:jc w:val="both"/>
-        <w:rPr>
-          <w:lang w:val="ru-RU"/>
-        </w:rPr>
-      </w:pPr>
-      <w:r>
-        <w:rPr>
-          <w:lang w:val="ru-RU"/>
-        </w:rPr>
-        <w:t>Системы повременной формы: простая повременная; повременно-премиальная; окладная.</w:t>
-      </w:r>
-    </w:p>
-    <w:p>
-      <w:pPr>
-        <w:jc w:val="both"/>
-        <w:rPr>
-          <w:lang w:val="ru-RU"/>
-        </w:rPr>
-      </w:pPr>
-      <w:r>
-        <w:rPr>
-          <w:b/>
-          <w:lang w:val="ru-RU"/>
-        </w:rPr>
-        <w:t>9. Назовите системы сдельной формы оплаты труда.</w:t>
-      </w:r>
-    </w:p>
-    <w:p>
-      <w:pPr>
-        <w:ind w:firstLine="709"/>
-        <w:jc w:val="both"/>
-        <w:rPr>
-          <w:lang w:val="ru-RU"/>
-        </w:rPr>
-      </w:pPr>
-      <w:r>
-        <w:rPr>
-          <w:lang w:val="ru-RU"/>
-        </w:rPr>
-        <w:t>Системы сдельной формы: пряма</w:t>
-      </w:r>
-      <w:r>
-        <w:rPr>
-          <w:lang w:val="ru-RU"/>
-        </w:rPr>
-        <w:t>я сдельная; сдельно-премиальная; сдельно-прогрессивная; косвенно-сдельная; аккордная; аккордно-премиальная.</w:t>
-      </w:r>
-    </w:p>
-    <w:p>
-      <w:pPr>
-        <w:jc w:val="both"/>
-        <w:rPr>
-          <w:lang w:val="ru-RU"/>
-        </w:rPr>
-      </w:pPr>
-      <w:r>
-        <w:rPr>
-          <w:b/>
-          <w:lang w:val="ru-RU"/>
-        </w:rPr>
-        <w:t>10. Как рассчитывается заработная плата по простой повременной системе?</w:t>
-      </w:r>
-    </w:p>
-    <w:p>
-      <w:pPr>
-        <w:ind w:firstLine="709"/>
-        <w:jc w:val="both"/>
-        <w:rPr>
-          <w:lang w:val="ru-RU"/>
-        </w:rPr>
-      </w:pPr>
-      <w:r>
-        <w:rPr>
-          <w:lang w:val="ru-RU"/>
-        </w:rPr>
-        <w:t>По формуле З = Тч·Фф, где Тч — часовая тарифная ставка, Фф — фактически отра</w:t>
-      </w:r>
-      <w:r>
-        <w:rPr>
-          <w:lang w:val="ru-RU"/>
-        </w:rPr>
-        <w:t>ботанное количество часов за месяц.</w:t>
-      </w:r>
-    </w:p>
-    <w:p>
-      <w:pPr>
-        <w:jc w:val="both"/>
-        <w:rPr>
-          <w:lang w:val="ru-RU"/>
-        </w:rPr>
-      </w:pPr>
-      <w:r>
-        <w:rPr>
-          <w:b/>
-          <w:lang w:val="ru-RU"/>
-        </w:rPr>
-        <w:t>11. Что является основой сдельной формы оплаты труда?</w:t>
-      </w:r>
-    </w:p>
-    <w:p>
-      <w:pPr>
-        <w:ind w:firstLine="709"/>
-        <w:jc w:val="both"/>
-        <w:rPr>
-          <w:lang w:val="ru-RU"/>
-        </w:rPr>
-      </w:pPr>
-      <w:r>
-        <w:rPr>
-          <w:lang w:val="ru-RU"/>
-        </w:rPr>
-        <w:t>Основой сдельной формы оплаты труда является сдельная расценка — мера оплаты труда за единицу продукции, работ, услуг. Она определяется по формуле Рсд = Тч / Нвыр либ</w:t>
-      </w:r>
-      <w:r>
-        <w:rPr>
-          <w:lang w:val="ru-RU"/>
-        </w:rPr>
-        <w:t>о Рсд = Тч·</w:t>
-      </w:r>
-      <w:r>
-        <w:t>t</w:t>
-      </w:r>
-      <w:r>
-        <w:rPr>
-          <w:lang w:val="ru-RU"/>
-        </w:rPr>
-        <w:t xml:space="preserve">, где Нвыр — норма выработки, </w:t>
-      </w:r>
-      <w:r>
-        <w:t>t</w:t>
-      </w:r>
-      <w:r>
-        <w:rPr>
-          <w:lang w:val="ru-RU"/>
-        </w:rPr>
-        <w:t xml:space="preserve"> — трудоемкость изготовления единицы продукции.</w:t>
-      </w:r>
-    </w:p>
-    <w:p>
-      <w:pPr>
-        <w:jc w:val="both"/>
-        <w:rPr>
-          <w:lang w:val="ru-RU"/>
-        </w:rPr>
-      </w:pPr>
-      <w:r>
-        <w:rPr>
-          <w:b/>
-          <w:lang w:val="ru-RU"/>
-        </w:rPr>
-        <w:t>12. Как рассчитывается заработная плата по прямой сдельной системе?</w:t>
-      </w:r>
-    </w:p>
-    <w:p>
-      <w:pPr>
-        <w:ind w:firstLine="709"/>
-        <w:jc w:val="both"/>
-        <w:rPr>
-          <w:lang w:val="ru-RU"/>
-        </w:rPr>
-      </w:pPr>
-      <w:r>
-        <w:rPr>
-          <w:lang w:val="ru-RU"/>
-        </w:rPr>
-        <w:lastRenderedPageBreak/>
-        <w:t>Заработная плата определяется как сумма произведений сдельных расценок на количество изготовленны</w:t>
-      </w:r>
-      <w:r>
-        <w:rPr>
-          <w:lang w:val="ru-RU"/>
-        </w:rPr>
-        <w:t xml:space="preserve">х изделий по каждому наименованию: З = </w:t>
-      </w:r>
-      <w:r>
-        <w:t>Σ</w:t>
-      </w:r>
-      <w:r>
-        <w:rPr>
-          <w:lang w:val="ru-RU"/>
-        </w:rPr>
-        <w:t>(Рсд</w:t>
-      </w:r>
-      <w:r>
-        <w:t>i</w:t>
-      </w:r>
-      <w:r>
-        <w:rPr>
-          <w:lang w:val="ru-RU"/>
-        </w:rPr>
-        <w:t xml:space="preserve"> · </w:t>
-      </w:r>
-      <w:r>
-        <w:t>Ni</w:t>
-      </w:r>
-      <w:r>
-        <w:rPr>
-          <w:lang w:val="ru-RU"/>
-        </w:rPr>
-        <w:t xml:space="preserve">), где </w:t>
-      </w:r>
-      <w:r>
-        <w:t>m</w:t>
-      </w:r>
-      <w:r>
-        <w:rPr>
-          <w:lang w:val="ru-RU"/>
-        </w:rPr>
-        <w:t xml:space="preserve"> — число наименований изделий.</w:t>
-      </w:r>
-    </w:p>
-    <w:p>
-      <w:pPr>
-        <w:jc w:val="both"/>
-        <w:rPr>
-          <w:lang w:val="ru-RU"/>
-        </w:rPr>
-      </w:pPr>
-      <w:r>
-        <w:rPr>
-          <w:b/>
-          <w:lang w:val="ru-RU"/>
-        </w:rPr>
-        <w:t>13. Как рассчитывается заработная плата по сдельно-прогрессивной системе?</w:t>
-      </w:r>
-    </w:p>
-    <w:p>
-      <w:pPr>
-        <w:ind w:firstLine="709"/>
-        <w:jc w:val="both"/>
-        <w:rPr>
-          <w:lang w:val="ru-RU"/>
-        </w:rPr>
-      </w:pPr>
-      <w:r>
-        <w:rPr>
-          <w:lang w:val="ru-RU"/>
-        </w:rPr>
-        <w:t>Объем продукции, выпущенной в пределах планового задания, оплачивается по обычным сдельным ра</w:t>
-      </w:r>
-      <w:r>
-        <w:rPr>
-          <w:lang w:val="ru-RU"/>
-        </w:rPr>
-        <w:t xml:space="preserve">сценкам, а продукция, произведенная сверх нормы, — по прогрессивно возрастающим расценкам: З = </w:t>
-      </w:r>
-      <w:r>
-        <w:t>N</w:t>
-      </w:r>
-      <w:r>
-        <w:rPr>
-          <w:lang w:val="ru-RU"/>
-        </w:rPr>
-        <w:t>пл·Рсд + (</w:t>
-      </w:r>
-      <w:r>
-        <w:t>N</w:t>
-      </w:r>
-      <w:r>
-        <w:rPr>
-          <w:lang w:val="ru-RU"/>
-        </w:rPr>
-        <w:t xml:space="preserve">ф − </w:t>
-      </w:r>
-      <w:r>
-        <w:t>N</w:t>
-      </w:r>
-      <w:r>
-        <w:rPr>
-          <w:lang w:val="ru-RU"/>
-        </w:rPr>
-        <w:t>пл)·Рсд·К, где К — коэффициент увеличения расценки, устанавливаемый по шкале в зависимости от процента перевыполнения плана.</w:t>
-      </w:r>
-    </w:p>
-    <w:p>
-      <w:pPr>
-        <w:jc w:val="both"/>
-        <w:rPr>
-          <w:lang w:val="ru-RU"/>
-        </w:rPr>
-      </w:pPr>
-      <w:r>
-        <w:rPr>
-          <w:b/>
-          <w:lang w:val="ru-RU"/>
-        </w:rPr>
-        <w:t>14. Как рассчитывае</w:t>
-      </w:r>
-      <w:r>
-        <w:rPr>
-          <w:b/>
-          <w:lang w:val="ru-RU"/>
-        </w:rPr>
-        <w:t>тся косвенно-сдельная расценка?</w:t>
-      </w:r>
-    </w:p>
-    <w:p>
-      <w:pPr>
-        <w:ind w:firstLine="709"/>
-        <w:jc w:val="both"/>
-        <w:rPr>
-          <w:lang w:val="ru-RU"/>
-        </w:rPr>
-      </w:pPr>
-      <w:r>
-        <w:rPr>
-          <w:lang w:val="ru-RU"/>
-        </w:rPr>
-        <w:t xml:space="preserve">Косвенно-сдельная расценка на </w:t>
-      </w:r>
-      <w:r>
-        <w:t>i</w:t>
-      </w:r>
-      <w:r>
-        <w:rPr>
-          <w:lang w:val="ru-RU"/>
-        </w:rPr>
-        <w:t>-е изделие определяется по формуле Ркс = Тч.всп / (Нобсл·Нвыр) либо Ркс = Тч.всп / Нвыр, где Тч.всп — часовая тарифная ставка вспомогательного рабочего; Нобсл — норма обслуживания; Нвыр — норма</w:t>
-      </w:r>
-      <w:r>
-        <w:rPr>
-          <w:lang w:val="ru-RU"/>
-        </w:rPr>
-        <w:t xml:space="preserve"> выработки изделий основным рабочим.</w:t>
-      </w:r>
-    </w:p>
-    <w:p>
-      <w:pPr>
-        <w:jc w:val="both"/>
-        <w:rPr>
-          <w:lang w:val="ru-RU"/>
-        </w:rPr>
-      </w:pPr>
-      <w:r>
-        <w:rPr>
-          <w:b/>
-          <w:lang w:val="ru-RU"/>
-        </w:rPr>
-        <w:t>15. По какой системе рассчитывается заработная плата вспомогательных рабочих?</w:t>
-      </w:r>
-    </w:p>
-    <w:p>
-      <w:pPr>
-        <w:ind w:firstLine="709"/>
-        <w:jc w:val="both"/>
-        <w:rPr>
-          <w:lang w:val="ru-RU"/>
-        </w:rPr>
-      </w:pPr>
-      <w:r>
-        <w:rPr>
-          <w:lang w:val="ru-RU"/>
-        </w:rPr>
-        <w:t>Для оплаты труда вспомогательных рабочих (наладчики, крановщики, стропальщики и др.), обслуживающих основных рабочих, применяется косвенно-сд</w:t>
-      </w:r>
-      <w:r>
-        <w:rPr>
-          <w:lang w:val="ru-RU"/>
-        </w:rPr>
-        <w:t>ельная система оплаты труда. Заработок вспомогательного рабочего напрямую зависит от результатов работы обслуживаемых основных рабочих.</w:t>
-      </w:r>
-    </w:p>
-    <w:p>
-      <w:pPr>
-        <w:jc w:val="both"/>
-        <w:rPr>
-          <w:lang w:val="ru-RU"/>
-        </w:rPr>
-      </w:pPr>
-      <w:r>
-        <w:rPr>
-          <w:b/>
-          <w:lang w:val="ru-RU"/>
-        </w:rPr>
-        <w:t>16. Что такое аккордная система оплаты труда?</w:t>
-      </w:r>
-    </w:p>
-    <w:p>
-      <w:pPr>
-        <w:ind w:firstLine="709"/>
-        <w:jc w:val="both"/>
-        <w:rPr>
-          <w:lang w:val="ru-RU"/>
-        </w:rPr>
-      </w:pPr>
-      <w:r>
-        <w:rPr>
-          <w:lang w:val="ru-RU"/>
-        </w:rPr>
-        <w:t>Аккордная система — коллективная система оплаты труда, при которой общая с</w:t>
-      </w:r>
-      <w:r>
-        <w:rPr>
-          <w:lang w:val="ru-RU"/>
-        </w:rPr>
-        <w:t>умма заработка и срок выполнения работ определяются до начала работ по действующим нормам и сдельным расценкам, устанавливаемым сразу на весь объем работ. Если за срочное и качественное выполнение работ предусмотрена премия, применяется аккордно-премиальна</w:t>
-      </w:r>
-      <w:r>
-        <w:rPr>
-          <w:lang w:val="ru-RU"/>
-        </w:rPr>
-        <w:t>я система.</w:t>
-      </w:r>
-    </w:p>
-    <w:p>
-      <w:pPr>
-        <w:jc w:val="both"/>
-        <w:rPr>
-          <w:lang w:val="ru-RU"/>
-        </w:rPr>
-      </w:pPr>
-      <w:r>
-        <w:rPr>
-          <w:b/>
-          <w:lang w:val="ru-RU"/>
-        </w:rPr>
-        <w:t>17. Как распределяется заработок бригады между ее членами?</w:t>
-      </w:r>
-    </w:p>
-    <w:p>
-      <w:pPr>
-        <w:ind w:firstLine="709"/>
-        <w:jc w:val="both"/>
-        <w:rPr>
-          <w:lang w:val="ru-RU"/>
-        </w:rPr>
-      </w:pPr>
-      <w:r>
-        <w:rPr>
-          <w:lang w:val="ru-RU"/>
-        </w:rPr>
-        <w:lastRenderedPageBreak/>
-        <w:t xml:space="preserve">Коллективный заработок распределяется: 1) по тарифным ставкам и отработанному времени; 2) пропорционально квалификации, фактически отработанному времени и коэффициенту трудового </w:t>
-      </w:r>
-      <w:r>
-        <w:rPr>
-          <w:lang w:val="ru-RU"/>
-        </w:rPr>
-        <w:t xml:space="preserve">участия (КТУ). Заработная плата члена бригады: З = Зпрям + Кпр·Зр, где Зр = Зпрям·КТУ, а коэффициент бригадного приработка Кпр = П / </w:t>
-      </w:r>
-      <w:r>
-        <w:t>Σ</w:t>
-      </w:r>
-      <w:r>
-        <w:rPr>
-          <w:lang w:val="ru-RU"/>
-        </w:rPr>
-        <w:t>Зр.</w:t>
-      </w:r>
-    </w:p>
-    <w:p>
-      <w:pPr>
-        <w:jc w:val="both"/>
-        <w:rPr>
-          <w:lang w:val="ru-RU"/>
-        </w:rPr>
-      </w:pPr>
-      <w:r>
-        <w:rPr>
-          <w:b/>
-          <w:lang w:val="ru-RU"/>
-        </w:rPr>
-        <w:t>18. Назовите формы материального стимулирования.</w:t>
-      </w:r>
-    </w:p>
-    <w:p>
-      <w:pPr>
-        <w:ind w:firstLine="709"/>
-        <w:jc w:val="both"/>
-        <w:rPr>
-          <w:lang w:val="ru-RU"/>
-        </w:rPr>
-      </w:pPr>
-      <w:r>
-        <w:rPr>
-          <w:lang w:val="ru-RU"/>
-        </w:rPr>
-        <w:t>Формами материального стимулирования являются: премии (за основные ре</w:t>
-      </w:r>
-      <w:r>
-        <w:rPr>
-          <w:lang w:val="ru-RU"/>
-        </w:rPr>
-        <w:t>зультаты работы; за улучшение отдельных сторон производственной деятельности, например за экономию материальных ресурсов); надбавки (стимулирующие выплаты); доплаты (компенсирующие выплаты).</w:t>
-      </w:r>
-    </w:p>
-    <w:p>
-      <w:pPr>
-        <w:jc w:val="both"/>
-        <w:rPr>
-          <w:lang w:val="ru-RU"/>
-        </w:rPr>
-      </w:pPr>
-      <w:r>
-        <w:rPr>
-          <w:b/>
-          <w:lang w:val="ru-RU"/>
-        </w:rPr>
-        <w:t>19. Что такое доплаты и надбавки?</w:t>
-      </w:r>
-    </w:p>
-    <w:p>
-      <w:pPr>
-        <w:ind w:firstLine="709"/>
-        <w:jc w:val="both"/>
-        <w:rPr>
-          <w:lang w:val="ru-RU"/>
-        </w:rPr>
-      </w:pPr>
-      <w:r>
-        <w:rPr>
-          <w:lang w:val="ru-RU"/>
-        </w:rPr>
-        <w:t>Надбавки — выплаты стимулирующе</w:t>
-      </w:r>
-      <w:r>
-        <w:rPr>
-          <w:lang w:val="ru-RU"/>
-        </w:rPr>
-        <w:t>го характера, поощряющие высококачественную и высококвалифицированную работу (за непрерывный стаж работы на предприятии, за классность, за звание по профессии, за высокие достижения в труде). Доплаты — выплаты компенсирующего характера, связанные с режимом</w:t>
-      </w:r>
-      <w:r>
-        <w:rPr>
-          <w:lang w:val="ru-RU"/>
-        </w:rPr>
-        <w:t xml:space="preserve"> работы и условиями труда (за работу во вредных и тяжелых условиях, в ночное и внеурочное время, за совмещение профессий, за расширение зон обслуживания, за выполнение обязанностей временно отсутствующего работника).</w:t>
+        <w:t>Таким образом, цель лабораторной работы достигнута: рассчитана заработная плата основного рабочего и членов бригады с использованием различных форм и систем оплаты труда в соответствии с исходными данными варианта 2.</w:t>
       </w:r>
     </w:p>
     <w:sectPr>
@@ -6043,11 +5810,6 @@
     <w:lsdException w:name="Book Title" w:uiPriority="33" w:qFormat="1"/>
     <w:lsdException w:name="Bibliography" w:semiHidden="1" w:uiPriority="37" w:unhideWhenUsed="1"/>
     <w:lsdException w:name="TOC Heading" w:semiHidden="1" w:uiPriority="39" w:unhideWhenUsed="1" w:qFormat="1"/>
-    <w:lsdException w:name="Plain Table 5" w:semiHidden="1" w:unhideWhenUsed="1"/>
-    <w:lsdException w:name="Grid Table Light" w:semiHidden="1" w:unhideWhenUsed="1"/>
-    <w:lsdException w:name="Grid Table 1 Light" w:semiHidden="1" w:unhideWhenUsed="1"/>
-    <w:lsdException w:name="Grid Table 2" w:semiHidden="1" w:unhideWhenUsed="1"/>
-    <w:lsdException w:name="Grid Table 3" w:semiHidden="1" w:unhideWhenUsed="1"/>
     <w:lsdException w:name="Grid Table 4" w:uiPriority="49"/>
     <w:lsdException w:name="Grid Table 5 Dark" w:uiPriority="50"/>
     <w:lsdException w:name="Grid Table 6 Colorful" w:uiPriority="51"/>
